--- a/docs/Documentacion_Sistema_Inventarios_Manaudi.docx
+++ b/docs/Documentacion_Sistema_Inventarios_Manaudi.docx
@@ -77,7 +77,7 @@
           <w:color w:val="595959"/>
           <w:sz w:val="22"/>
         </w:rPr>
-        <w:t>Versión 1.0 · 24/10/2026</w:t>
+        <w:t>Versión 1.0 · 25/10/2026</w:t>
       </w:r>
     </w:p>
     <w:p>
@@ -113,7 +113,7 @@
       <w:pPr>
         <w:pStyle w:val="Ttulo1"/>
       </w:pPr>
-      <w:bookmarkStart w:id="0" w:name="_Toc243776922"/>
+      <w:bookmarkStart w:id="0" w:name="_Toc243779753"/>
       <w:r>
         <w:t>Contenido</w:t>
       </w:r>
@@ -144,7 +144,7 @@
       <w:r>
         <w:fldChar w:fldCharType="separate"/>
       </w:r>
-      <w:hyperlink w:anchor="_Toc243776922" w:history="1">
+      <w:hyperlink w:anchor="_Toc243779753" w:history="1">
         <w:r>
           <w:rPr>
             <w:rStyle w:val="Hipervnculo"/>
@@ -171,7 +171,7 @@
             <w:noProof/>
             <w:webHidden/>
           </w:rPr>
-          <w:instrText xml:space="preserve"> PAGEREF _Toc243776922 \h </w:instrText>
+          <w:instrText xml:space="preserve"> PAGEREF _Toc243779753 \h </w:instrText>
         </w:r>
         <w:r>
           <w:rPr>
@@ -218,7 +218,7 @@
           <w14:ligatures w14:val="standardContextual"/>
         </w:rPr>
       </w:pPr>
-      <w:hyperlink w:anchor="_Toc243776923" w:history="1">
+      <w:hyperlink w:anchor="_Toc243779754" w:history="1">
         <w:r>
           <w:rPr>
             <w:rStyle w:val="Hipervnculo"/>
@@ -245,7 +245,7 @@
             <w:noProof/>
             <w:webHidden/>
           </w:rPr>
-          <w:instrText xml:space="preserve"> PAGEREF _Toc243776923 \h </w:instrText>
+          <w:instrText xml:space="preserve"> PAGEREF _Toc243779754 \h </w:instrText>
         </w:r>
         <w:r>
           <w:rPr>
@@ -292,7 +292,7 @@
           <w14:ligatures w14:val="standardContextual"/>
         </w:rPr>
       </w:pPr>
-      <w:hyperlink w:anchor="_Toc243776924" w:history="1">
+      <w:hyperlink w:anchor="_Toc243779755" w:history="1">
         <w:r>
           <w:rPr>
             <w:rStyle w:val="Hipervnculo"/>
@@ -319,7 +319,7 @@
             <w:noProof/>
             <w:webHidden/>
           </w:rPr>
-          <w:instrText xml:space="preserve"> PAGEREF _Toc243776924 \h </w:instrText>
+          <w:instrText xml:space="preserve"> PAGEREF _Toc243779755 \h </w:instrText>
         </w:r>
         <w:r>
           <w:rPr>
@@ -366,7 +366,7 @@
           <w14:ligatures w14:val="standardContextual"/>
         </w:rPr>
       </w:pPr>
-      <w:hyperlink w:anchor="_Toc243776925" w:history="1">
+      <w:hyperlink w:anchor="_Toc243779756" w:history="1">
         <w:r>
           <w:rPr>
             <w:rStyle w:val="Hipervnculo"/>
@@ -393,7 +393,7 @@
             <w:noProof/>
             <w:webHidden/>
           </w:rPr>
-          <w:instrText xml:space="preserve"> PAGEREF _Toc243776925 \h </w:instrText>
+          <w:instrText xml:space="preserve"> PAGEREF _Toc243779756 \h </w:instrText>
         </w:r>
         <w:r>
           <w:rPr>
@@ -440,7 +440,7 @@
           <w14:ligatures w14:val="standardContextual"/>
         </w:rPr>
       </w:pPr>
-      <w:hyperlink w:anchor="_Toc243776926" w:history="1">
+      <w:hyperlink w:anchor="_Toc243779757" w:history="1">
         <w:r>
           <w:rPr>
             <w:rStyle w:val="Hipervnculo"/>
@@ -467,7 +467,7 @@
             <w:noProof/>
             <w:webHidden/>
           </w:rPr>
-          <w:instrText xml:space="preserve"> PAGEREF _Toc243776926 \h </w:instrText>
+          <w:instrText xml:space="preserve"> PAGEREF _Toc243779757 \h </w:instrText>
         </w:r>
         <w:r>
           <w:rPr>
@@ -514,7 +514,7 @@
           <w14:ligatures w14:val="standardContextual"/>
         </w:rPr>
       </w:pPr>
-      <w:hyperlink w:anchor="_Toc243776927" w:history="1">
+      <w:hyperlink w:anchor="_Toc243779758" w:history="1">
         <w:r>
           <w:rPr>
             <w:rStyle w:val="Hipervnculo"/>
@@ -541,7 +541,7 @@
             <w:noProof/>
             <w:webHidden/>
           </w:rPr>
-          <w:instrText xml:space="preserve"> PAGEREF _Toc243776927 \h </w:instrText>
+          <w:instrText xml:space="preserve"> PAGEREF _Toc243779758 \h </w:instrText>
         </w:r>
         <w:r>
           <w:rPr>
@@ -588,7 +588,7 @@
           <w14:ligatures w14:val="standardContextual"/>
         </w:rPr>
       </w:pPr>
-      <w:hyperlink w:anchor="_Toc243776928" w:history="1">
+      <w:hyperlink w:anchor="_Toc243779759" w:history="1">
         <w:r>
           <w:rPr>
             <w:rStyle w:val="Hipervnculo"/>
@@ -615,7 +615,7 @@
             <w:noProof/>
             <w:webHidden/>
           </w:rPr>
-          <w:instrText xml:space="preserve"> PAGEREF _Toc243776928 \h </w:instrText>
+          <w:instrText xml:space="preserve"> PAGEREF _Toc243779759 \h </w:instrText>
         </w:r>
         <w:r>
           <w:rPr>
@@ -662,7 +662,7 @@
           <w14:ligatures w14:val="standardContextual"/>
         </w:rPr>
       </w:pPr>
-      <w:hyperlink w:anchor="_Toc243776929" w:history="1">
+      <w:hyperlink w:anchor="_Toc243779760" w:history="1">
         <w:r>
           <w:rPr>
             <w:rStyle w:val="Hipervnculo"/>
@@ -689,7 +689,7 @@
             <w:noProof/>
             <w:webHidden/>
           </w:rPr>
-          <w:instrText xml:space="preserve"> PAGEREF _Toc243776929 \h </w:instrText>
+          <w:instrText xml:space="preserve"> PAGEREF _Toc243779760 \h </w:instrText>
         </w:r>
         <w:r>
           <w:rPr>
@@ -736,7 +736,7 @@
           <w14:ligatures w14:val="standardContextual"/>
         </w:rPr>
       </w:pPr>
-      <w:hyperlink w:anchor="_Toc243776930" w:history="1">
+      <w:hyperlink w:anchor="_Toc243779761" w:history="1">
         <w:r>
           <w:rPr>
             <w:rStyle w:val="Hipervnculo"/>
@@ -763,7 +763,7 @@
             <w:noProof/>
             <w:webHidden/>
           </w:rPr>
-          <w:instrText xml:space="preserve"> PAGEREF _Toc243776930 \h </w:instrText>
+          <w:instrText xml:space="preserve"> PAGEREF _Toc243779761 \h </w:instrText>
         </w:r>
         <w:r>
           <w:rPr>
@@ -810,7 +810,7 @@
           <w14:ligatures w14:val="standardContextual"/>
         </w:rPr>
       </w:pPr>
-      <w:hyperlink w:anchor="_Toc243776931" w:history="1">
+      <w:hyperlink w:anchor="_Toc243779762" w:history="1">
         <w:r>
           <w:rPr>
             <w:rStyle w:val="Hipervnculo"/>
@@ -837,7 +837,7 @@
             <w:noProof/>
             <w:webHidden/>
           </w:rPr>
-          <w:instrText xml:space="preserve"> PAGEREF _Toc243776931 \h </w:instrText>
+          <w:instrText xml:space="preserve"> PAGEREF _Toc243779762 \h </w:instrText>
         </w:r>
         <w:r>
           <w:rPr>
@@ -884,7 +884,7 @@
           <w14:ligatures w14:val="standardContextual"/>
         </w:rPr>
       </w:pPr>
-      <w:hyperlink w:anchor="_Toc243776932" w:history="1">
+      <w:hyperlink w:anchor="_Toc243779763" w:history="1">
         <w:r>
           <w:rPr>
             <w:rStyle w:val="Hipervnculo"/>
@@ -911,7 +911,7 @@
             <w:noProof/>
             <w:webHidden/>
           </w:rPr>
-          <w:instrText xml:space="preserve"> PAGEREF _Toc243776932 \h </w:instrText>
+          <w:instrText xml:space="preserve"> PAGEREF _Toc243779763 \h </w:instrText>
         </w:r>
         <w:r>
           <w:rPr>
@@ -958,7 +958,7 @@
           <w14:ligatures w14:val="standardContextual"/>
         </w:rPr>
       </w:pPr>
-      <w:hyperlink w:anchor="_Toc243776933" w:history="1">
+      <w:hyperlink w:anchor="_Toc243779764" w:history="1">
         <w:r>
           <w:rPr>
             <w:rStyle w:val="Hipervnculo"/>
@@ -985,7 +985,7 @@
             <w:noProof/>
             <w:webHidden/>
           </w:rPr>
-          <w:instrText xml:space="preserve"> PAGEREF _Toc243776933 \h </w:instrText>
+          <w:instrText xml:space="preserve"> PAGEREF _Toc243779764 \h </w:instrText>
         </w:r>
         <w:r>
           <w:rPr>
@@ -1032,7 +1032,7 @@
           <w14:ligatures w14:val="standardContextual"/>
         </w:rPr>
       </w:pPr>
-      <w:hyperlink w:anchor="_Toc243776934" w:history="1">
+      <w:hyperlink w:anchor="_Toc243779765" w:history="1">
         <w:r>
           <w:rPr>
             <w:rStyle w:val="Hipervnculo"/>
@@ -1059,7 +1059,7 @@
             <w:noProof/>
             <w:webHidden/>
           </w:rPr>
-          <w:instrText xml:space="preserve"> PAGEREF _Toc243776934 \h </w:instrText>
+          <w:instrText xml:space="preserve"> PAGEREF _Toc243779765 \h </w:instrText>
         </w:r>
         <w:r>
           <w:rPr>
@@ -1106,7 +1106,7 @@
           <w14:ligatures w14:val="standardContextual"/>
         </w:rPr>
       </w:pPr>
-      <w:hyperlink w:anchor="_Toc243776935" w:history="1">
+      <w:hyperlink w:anchor="_Toc243779766" w:history="1">
         <w:r>
           <w:rPr>
             <w:rStyle w:val="Hipervnculo"/>
@@ -1133,7 +1133,7 @@
             <w:noProof/>
             <w:webHidden/>
           </w:rPr>
-          <w:instrText xml:space="preserve"> PAGEREF _Toc243776935 \h </w:instrText>
+          <w:instrText xml:space="preserve"> PAGEREF _Toc243779766 \h </w:instrText>
         </w:r>
         <w:r>
           <w:rPr>
@@ -1180,7 +1180,7 @@
           <w14:ligatures w14:val="standardContextual"/>
         </w:rPr>
       </w:pPr>
-      <w:hyperlink w:anchor="_Toc243776936" w:history="1">
+      <w:hyperlink w:anchor="_Toc243779767" w:history="1">
         <w:r>
           <w:rPr>
             <w:rStyle w:val="Hipervnculo"/>
@@ -1207,7 +1207,7 @@
             <w:noProof/>
             <w:webHidden/>
           </w:rPr>
-          <w:instrText xml:space="preserve"> PAGEREF _Toc243776936 \h </w:instrText>
+          <w:instrText xml:space="preserve"> PAGEREF _Toc243779767 \h </w:instrText>
         </w:r>
         <w:r>
           <w:rPr>
@@ -1227,7 +1227,7 @@
             <w:noProof/>
             <w:webHidden/>
           </w:rPr>
-          <w:t>8</w:t>
+          <w:t>9</w:t>
         </w:r>
         <w:r>
           <w:rPr>
@@ -1254,7 +1254,7 @@
           <w14:ligatures w14:val="standardContextual"/>
         </w:rPr>
       </w:pPr>
-      <w:hyperlink w:anchor="_Toc243776937" w:history="1">
+      <w:hyperlink w:anchor="_Toc243779768" w:history="1">
         <w:r>
           <w:rPr>
             <w:rStyle w:val="Hipervnculo"/>
@@ -1281,7 +1281,7 @@
             <w:noProof/>
             <w:webHidden/>
           </w:rPr>
-          <w:instrText xml:space="preserve"> PAGEREF _Toc243776937 \h </w:instrText>
+          <w:instrText xml:space="preserve"> PAGEREF _Toc243779768 \h </w:instrText>
         </w:r>
         <w:r>
           <w:rPr>
@@ -1301,7 +1301,7 @@
             <w:noProof/>
             <w:webHidden/>
           </w:rPr>
-          <w:t>8</w:t>
+          <w:t>9</w:t>
         </w:r>
         <w:r>
           <w:rPr>
@@ -1328,7 +1328,7 @@
           <w14:ligatures w14:val="standardContextual"/>
         </w:rPr>
       </w:pPr>
-      <w:hyperlink w:anchor="_Toc243776938" w:history="1">
+      <w:hyperlink w:anchor="_Toc243779769" w:history="1">
         <w:r>
           <w:rPr>
             <w:rStyle w:val="Hipervnculo"/>
@@ -1355,7 +1355,7 @@
             <w:noProof/>
             <w:webHidden/>
           </w:rPr>
-          <w:instrText xml:space="preserve"> PAGEREF _Toc243776938 \h </w:instrText>
+          <w:instrText xml:space="preserve"> PAGEREF _Toc243779769 \h </w:instrText>
         </w:r>
         <w:r>
           <w:rPr>
@@ -1375,7 +1375,7 @@
             <w:noProof/>
             <w:webHidden/>
           </w:rPr>
-          <w:t>8</w:t>
+          <w:t>10</w:t>
         </w:r>
         <w:r>
           <w:rPr>
@@ -1402,7 +1402,7 @@
           <w14:ligatures w14:val="standardContextual"/>
         </w:rPr>
       </w:pPr>
-      <w:hyperlink w:anchor="_Toc243776939" w:history="1">
+      <w:hyperlink w:anchor="_Toc243779770" w:history="1">
         <w:r>
           <w:rPr>
             <w:rStyle w:val="Hipervnculo"/>
@@ -1429,7 +1429,7 @@
             <w:noProof/>
             <w:webHidden/>
           </w:rPr>
-          <w:instrText xml:space="preserve"> PAGEREF _Toc243776939 \h </w:instrText>
+          <w:instrText xml:space="preserve"> PAGEREF _Toc243779770 \h </w:instrText>
         </w:r>
         <w:r>
           <w:rPr>
@@ -1449,7 +1449,7 @@
             <w:noProof/>
             <w:webHidden/>
           </w:rPr>
-          <w:t>9</w:t>
+          <w:t>11</w:t>
         </w:r>
         <w:r>
           <w:rPr>
@@ -1476,7 +1476,7 @@
           <w14:ligatures w14:val="standardContextual"/>
         </w:rPr>
       </w:pPr>
-      <w:hyperlink w:anchor="_Toc243776940" w:history="1">
+      <w:hyperlink w:anchor="_Toc243779771" w:history="1">
         <w:r>
           <w:rPr>
             <w:rStyle w:val="Hipervnculo"/>
@@ -1503,7 +1503,7 @@
             <w:noProof/>
             <w:webHidden/>
           </w:rPr>
-          <w:instrText xml:space="preserve"> PAGEREF _Toc243776940 \h </w:instrText>
+          <w:instrText xml:space="preserve"> PAGEREF _Toc243779771 \h </w:instrText>
         </w:r>
         <w:r>
           <w:rPr>
@@ -1523,7 +1523,7 @@
             <w:noProof/>
             <w:webHidden/>
           </w:rPr>
-          <w:t>9</w:t>
+          <w:t>13</w:t>
         </w:r>
         <w:r>
           <w:rPr>
@@ -1550,7 +1550,7 @@
           <w14:ligatures w14:val="standardContextual"/>
         </w:rPr>
       </w:pPr>
-      <w:hyperlink w:anchor="_Toc243776941" w:history="1">
+      <w:hyperlink w:anchor="_Toc243779772" w:history="1">
         <w:r>
           <w:rPr>
             <w:rStyle w:val="Hipervnculo"/>
@@ -1577,7 +1577,7 @@
             <w:noProof/>
             <w:webHidden/>
           </w:rPr>
-          <w:instrText xml:space="preserve"> PAGEREF _Toc243776941 \h </w:instrText>
+          <w:instrText xml:space="preserve"> PAGEREF _Toc243779772 \h </w:instrText>
         </w:r>
         <w:r>
           <w:rPr>
@@ -1597,7 +1597,7 @@
             <w:noProof/>
             <w:webHidden/>
           </w:rPr>
-          <w:t>10</w:t>
+          <w:t>17</w:t>
         </w:r>
         <w:r>
           <w:rPr>
@@ -1624,7 +1624,7 @@
           <w14:ligatures w14:val="standardContextual"/>
         </w:rPr>
       </w:pPr>
-      <w:hyperlink w:anchor="_Toc243776942" w:history="1">
+      <w:hyperlink w:anchor="_Toc243779773" w:history="1">
         <w:r>
           <w:rPr>
             <w:rStyle w:val="Hipervnculo"/>
@@ -1651,7 +1651,7 @@
             <w:noProof/>
             <w:webHidden/>
           </w:rPr>
-          <w:instrText xml:space="preserve"> PAGEREF _Toc243776942 \h </w:instrText>
+          <w:instrText xml:space="preserve"> PAGEREF _Toc243779773 \h </w:instrText>
         </w:r>
         <w:r>
           <w:rPr>
@@ -1671,7 +1671,7 @@
             <w:noProof/>
             <w:webHidden/>
           </w:rPr>
-          <w:t>11</w:t>
+          <w:t>19</w:t>
         </w:r>
         <w:r>
           <w:rPr>
@@ -1698,7 +1698,7 @@
           <w14:ligatures w14:val="standardContextual"/>
         </w:rPr>
       </w:pPr>
-      <w:hyperlink w:anchor="_Toc243776943" w:history="1">
+      <w:hyperlink w:anchor="_Toc243779774" w:history="1">
         <w:r>
           <w:rPr>
             <w:rStyle w:val="Hipervnculo"/>
@@ -1725,7 +1725,7 @@
             <w:noProof/>
             <w:webHidden/>
           </w:rPr>
-          <w:instrText xml:space="preserve"> PAGEREF _Toc243776943 \h </w:instrText>
+          <w:instrText xml:space="preserve"> PAGEREF _Toc243779774 \h </w:instrText>
         </w:r>
         <w:r>
           <w:rPr>
@@ -1745,7 +1745,7 @@
             <w:noProof/>
             <w:webHidden/>
           </w:rPr>
-          <w:t>11</w:t>
+          <w:t>21</w:t>
         </w:r>
         <w:r>
           <w:rPr>
@@ -1772,7 +1772,7 @@
           <w14:ligatures w14:val="standardContextual"/>
         </w:rPr>
       </w:pPr>
-      <w:hyperlink w:anchor="_Toc243776944" w:history="1">
+      <w:hyperlink w:anchor="_Toc243779775" w:history="1">
         <w:r>
           <w:rPr>
             <w:rStyle w:val="Hipervnculo"/>
@@ -1799,7 +1799,7 @@
             <w:noProof/>
             <w:webHidden/>
           </w:rPr>
-          <w:instrText xml:space="preserve"> PAGEREF _Toc243776944 \h </w:instrText>
+          <w:instrText xml:space="preserve"> PAGEREF _Toc243779775 \h </w:instrText>
         </w:r>
         <w:r>
           <w:rPr>
@@ -1819,7 +1819,7 @@
             <w:noProof/>
             <w:webHidden/>
           </w:rPr>
-          <w:t>12</w:t>
+          <w:t>22</w:t>
         </w:r>
         <w:r>
           <w:rPr>
@@ -1846,7 +1846,7 @@
           <w14:ligatures w14:val="standardContextual"/>
         </w:rPr>
       </w:pPr>
-      <w:hyperlink w:anchor="_Toc243776945" w:history="1">
+      <w:hyperlink w:anchor="_Toc243779776" w:history="1">
         <w:r>
           <w:rPr>
             <w:rStyle w:val="Hipervnculo"/>
@@ -1873,7 +1873,7 @@
             <w:noProof/>
             <w:webHidden/>
           </w:rPr>
-          <w:instrText xml:space="preserve"> PAGEREF _Toc243776945 \h </w:instrText>
+          <w:instrText xml:space="preserve"> PAGEREF _Toc243779776 \h </w:instrText>
         </w:r>
         <w:r>
           <w:rPr>
@@ -1893,7 +1893,7 @@
             <w:noProof/>
             <w:webHidden/>
           </w:rPr>
-          <w:t>12</w:t>
+          <w:t>22</w:t>
         </w:r>
         <w:r>
           <w:rPr>
@@ -1920,7 +1920,7 @@
           <w14:ligatures w14:val="standardContextual"/>
         </w:rPr>
       </w:pPr>
-      <w:hyperlink w:anchor="_Toc243776946" w:history="1">
+      <w:hyperlink w:anchor="_Toc243779777" w:history="1">
         <w:r>
           <w:rPr>
             <w:rStyle w:val="Hipervnculo"/>
@@ -1947,7 +1947,7 @@
             <w:noProof/>
             <w:webHidden/>
           </w:rPr>
-          <w:instrText xml:space="preserve"> PAGEREF _Toc243776946 \h </w:instrText>
+          <w:instrText xml:space="preserve"> PAGEREF _Toc243779777 \h </w:instrText>
         </w:r>
         <w:r>
           <w:rPr>
@@ -1967,7 +1967,7 @@
             <w:noProof/>
             <w:webHidden/>
           </w:rPr>
-          <w:t>12</w:t>
+          <w:t>22</w:t>
         </w:r>
         <w:r>
           <w:rPr>
@@ -1994,7 +1994,7 @@
           <w14:ligatures w14:val="standardContextual"/>
         </w:rPr>
       </w:pPr>
-      <w:hyperlink w:anchor="_Toc243776947" w:history="1">
+      <w:hyperlink w:anchor="_Toc243779778" w:history="1">
         <w:r>
           <w:rPr>
             <w:rStyle w:val="Hipervnculo"/>
@@ -2021,7 +2021,7 @@
             <w:noProof/>
             <w:webHidden/>
           </w:rPr>
-          <w:instrText xml:space="preserve"> PAGEREF _Toc243776947 \h </w:instrText>
+          <w:instrText xml:space="preserve"> PAGEREF _Toc243779778 \h </w:instrText>
         </w:r>
         <w:r>
           <w:rPr>
@@ -2041,7 +2041,7 @@
             <w:noProof/>
             <w:webHidden/>
           </w:rPr>
-          <w:t>12</w:t>
+          <w:t>22</w:t>
         </w:r>
         <w:r>
           <w:rPr>
@@ -2068,7 +2068,7 @@
           <w14:ligatures w14:val="standardContextual"/>
         </w:rPr>
       </w:pPr>
-      <w:hyperlink w:anchor="_Toc243776948" w:history="1">
+      <w:hyperlink w:anchor="_Toc243779779" w:history="1">
         <w:r>
           <w:rPr>
             <w:rStyle w:val="Hipervnculo"/>
@@ -2095,7 +2095,7 @@
             <w:noProof/>
             <w:webHidden/>
           </w:rPr>
-          <w:instrText xml:space="preserve"> PAGEREF _Toc243776948 \h </w:instrText>
+          <w:instrText xml:space="preserve"> PAGEREF _Toc243779779 \h </w:instrText>
         </w:r>
         <w:r>
           <w:rPr>
@@ -2115,7 +2115,7 @@
             <w:noProof/>
             <w:webHidden/>
           </w:rPr>
-          <w:t>12</w:t>
+          <w:t>22</w:t>
         </w:r>
         <w:r>
           <w:rPr>
@@ -2142,7 +2142,7 @@
           <w14:ligatures w14:val="standardContextual"/>
         </w:rPr>
       </w:pPr>
-      <w:hyperlink w:anchor="_Toc243776949" w:history="1">
+      <w:hyperlink w:anchor="_Toc243779780" w:history="1">
         <w:r>
           <w:rPr>
             <w:rStyle w:val="Hipervnculo"/>
@@ -2169,7 +2169,7 @@
             <w:noProof/>
             <w:webHidden/>
           </w:rPr>
-          <w:instrText xml:space="preserve"> PAGEREF _Toc243776949 \h </w:instrText>
+          <w:instrText xml:space="preserve"> PAGEREF _Toc243779780 \h </w:instrText>
         </w:r>
         <w:r>
           <w:rPr>
@@ -2189,7 +2189,7 @@
             <w:noProof/>
             <w:webHidden/>
           </w:rPr>
-          <w:t>12</w:t>
+          <w:t>22</w:t>
         </w:r>
         <w:r>
           <w:rPr>
@@ -2216,7 +2216,7 @@
           <w14:ligatures w14:val="standardContextual"/>
         </w:rPr>
       </w:pPr>
-      <w:hyperlink w:anchor="_Toc243776950" w:history="1">
+      <w:hyperlink w:anchor="_Toc243779781" w:history="1">
         <w:r>
           <w:rPr>
             <w:rStyle w:val="Hipervnculo"/>
@@ -2243,7 +2243,7 @@
             <w:noProof/>
             <w:webHidden/>
           </w:rPr>
-          <w:instrText xml:space="preserve"> PAGEREF _Toc243776950 \h </w:instrText>
+          <w:instrText xml:space="preserve"> PAGEREF _Toc243779781 \h </w:instrText>
         </w:r>
         <w:r>
           <w:rPr>
@@ -2263,7 +2263,7 @@
             <w:noProof/>
             <w:webHidden/>
           </w:rPr>
-          <w:t>13</w:t>
+          <w:t>23</w:t>
         </w:r>
         <w:r>
           <w:rPr>
@@ -2290,7 +2290,7 @@
           <w14:ligatures w14:val="standardContextual"/>
         </w:rPr>
       </w:pPr>
-      <w:hyperlink w:anchor="_Toc243776951" w:history="1">
+      <w:hyperlink w:anchor="_Toc243779782" w:history="1">
         <w:r>
           <w:rPr>
             <w:rStyle w:val="Hipervnculo"/>
@@ -2317,7 +2317,7 @@
             <w:noProof/>
             <w:webHidden/>
           </w:rPr>
-          <w:instrText xml:space="preserve"> PAGEREF _Toc243776951 \h </w:instrText>
+          <w:instrText xml:space="preserve"> PAGEREF _Toc243779782 \h </w:instrText>
         </w:r>
         <w:r>
           <w:rPr>
@@ -2337,7 +2337,7 @@
             <w:noProof/>
             <w:webHidden/>
           </w:rPr>
-          <w:t>13</w:t>
+          <w:t>23</w:t>
         </w:r>
         <w:r>
           <w:rPr>
@@ -2364,7 +2364,7 @@
           <w14:ligatures w14:val="standardContextual"/>
         </w:rPr>
       </w:pPr>
-      <w:hyperlink w:anchor="_Toc243776952" w:history="1">
+      <w:hyperlink w:anchor="_Toc243779783" w:history="1">
         <w:r>
           <w:rPr>
             <w:rStyle w:val="Hipervnculo"/>
@@ -2391,7 +2391,7 @@
             <w:noProof/>
             <w:webHidden/>
           </w:rPr>
-          <w:instrText xml:space="preserve"> PAGEREF _Toc243776952 \h </w:instrText>
+          <w:instrText xml:space="preserve"> PAGEREF _Toc243779783 \h </w:instrText>
         </w:r>
         <w:r>
           <w:rPr>
@@ -2411,7 +2411,7 @@
             <w:noProof/>
             <w:webHidden/>
           </w:rPr>
-          <w:t>13</w:t>
+          <w:t>23</w:t>
         </w:r>
         <w:r>
           <w:rPr>
@@ -2438,7 +2438,7 @@
           <w14:ligatures w14:val="standardContextual"/>
         </w:rPr>
       </w:pPr>
-      <w:hyperlink w:anchor="_Toc243776953" w:history="1">
+      <w:hyperlink w:anchor="_Toc243779784" w:history="1">
         <w:r>
           <w:rPr>
             <w:rStyle w:val="Hipervnculo"/>
@@ -2465,7 +2465,7 @@
             <w:noProof/>
             <w:webHidden/>
           </w:rPr>
-          <w:instrText xml:space="preserve"> PAGEREF _Toc243776953 \h </w:instrText>
+          <w:instrText xml:space="preserve"> PAGEREF _Toc243779784 \h </w:instrText>
         </w:r>
         <w:r>
           <w:rPr>
@@ -2485,7 +2485,7 @@
             <w:noProof/>
             <w:webHidden/>
           </w:rPr>
-          <w:t>13</w:t>
+          <w:t>23</w:t>
         </w:r>
         <w:r>
           <w:rPr>
@@ -2512,7 +2512,7 @@
           <w14:ligatures w14:val="standardContextual"/>
         </w:rPr>
       </w:pPr>
-      <w:hyperlink w:anchor="_Toc243776954" w:history="1">
+      <w:hyperlink w:anchor="_Toc243779785" w:history="1">
         <w:r>
           <w:rPr>
             <w:rStyle w:val="Hipervnculo"/>
@@ -2539,7 +2539,7 @@
             <w:noProof/>
             <w:webHidden/>
           </w:rPr>
-          <w:instrText xml:space="preserve"> PAGEREF _Toc243776954 \h </w:instrText>
+          <w:instrText xml:space="preserve"> PAGEREF _Toc243779785 \h </w:instrText>
         </w:r>
         <w:r>
           <w:rPr>
@@ -2559,7 +2559,7 @@
             <w:noProof/>
             <w:webHidden/>
           </w:rPr>
-          <w:t>14</w:t>
+          <w:t>24</w:t>
         </w:r>
         <w:r>
           <w:rPr>
@@ -2586,7 +2586,7 @@
           <w14:ligatures w14:val="standardContextual"/>
         </w:rPr>
       </w:pPr>
-      <w:hyperlink w:anchor="_Toc243776955" w:history="1">
+      <w:hyperlink w:anchor="_Toc243779786" w:history="1">
         <w:r>
           <w:rPr>
             <w:rStyle w:val="Hipervnculo"/>
@@ -2613,7 +2613,7 @@
             <w:noProof/>
             <w:webHidden/>
           </w:rPr>
-          <w:instrText xml:space="preserve"> PAGEREF _Toc243776955 \h </w:instrText>
+          <w:instrText xml:space="preserve"> PAGEREF _Toc243779786 \h </w:instrText>
         </w:r>
         <w:r>
           <w:rPr>
@@ -2633,7 +2633,7 @@
             <w:noProof/>
             <w:webHidden/>
           </w:rPr>
-          <w:t>14</w:t>
+          <w:t>24</w:t>
         </w:r>
         <w:r>
           <w:rPr>
@@ -2660,7 +2660,7 @@
           <w14:ligatures w14:val="standardContextual"/>
         </w:rPr>
       </w:pPr>
-      <w:hyperlink w:anchor="_Toc243776956" w:history="1">
+      <w:hyperlink w:anchor="_Toc243779787" w:history="1">
         <w:r>
           <w:rPr>
             <w:rStyle w:val="Hipervnculo"/>
@@ -2702,7 +2702,7 @@
             <w:noProof/>
             <w:webHidden/>
           </w:rPr>
-          <w:instrText xml:space="preserve"> PAGEREF _Toc243776956 \h </w:instrText>
+          <w:instrText xml:space="preserve"> PAGEREF _Toc243779787 \h </w:instrText>
         </w:r>
         <w:r>
           <w:rPr>
@@ -2722,7 +2722,7 @@
             <w:noProof/>
             <w:webHidden/>
           </w:rPr>
-          <w:t>14</w:t>
+          <w:t>24</w:t>
         </w:r>
         <w:r>
           <w:rPr>
@@ -2749,7 +2749,7 @@
           <w14:ligatures w14:val="standardContextual"/>
         </w:rPr>
       </w:pPr>
-      <w:hyperlink w:anchor="_Toc243776957" w:history="1">
+      <w:hyperlink w:anchor="_Toc243779788" w:history="1">
         <w:r>
           <w:rPr>
             <w:rStyle w:val="Hipervnculo"/>
@@ -2806,7 +2806,7 @@
             <w:noProof/>
             <w:webHidden/>
           </w:rPr>
-          <w:instrText xml:space="preserve"> PAGEREF _Toc243776957 \h </w:instrText>
+          <w:instrText xml:space="preserve"> PAGEREF _Toc243779788 \h </w:instrText>
         </w:r>
         <w:r>
           <w:rPr>
@@ -2826,7 +2826,7 @@
             <w:noProof/>
             <w:webHidden/>
           </w:rPr>
-          <w:t>14</w:t>
+          <w:t>24</w:t>
         </w:r>
         <w:r>
           <w:rPr>
@@ -2853,7 +2853,7 @@
           <w14:ligatures w14:val="standardContextual"/>
         </w:rPr>
       </w:pPr>
-      <w:hyperlink w:anchor="_Toc243776958" w:history="1">
+      <w:hyperlink w:anchor="_Toc243779789" w:history="1">
         <w:r>
           <w:rPr>
             <w:rStyle w:val="Hipervnculo"/>
@@ -2880,7 +2880,7 @@
             <w:noProof/>
             <w:webHidden/>
           </w:rPr>
-          <w:instrText xml:space="preserve"> PAGEREF _Toc243776958 \h </w:instrText>
+          <w:instrText xml:space="preserve"> PAGEREF _Toc243779789 \h </w:instrText>
         </w:r>
         <w:r>
           <w:rPr>
@@ -2900,7 +2900,7 @@
             <w:noProof/>
             <w:webHidden/>
           </w:rPr>
-          <w:t>15</w:t>
+          <w:t>25</w:t>
         </w:r>
         <w:r>
           <w:rPr>
@@ -2927,7 +2927,7 @@
           <w14:ligatures w14:val="standardContextual"/>
         </w:rPr>
       </w:pPr>
-      <w:hyperlink w:anchor="_Toc243776959" w:history="1">
+      <w:hyperlink w:anchor="_Toc243779790" w:history="1">
         <w:r>
           <w:rPr>
             <w:rStyle w:val="Hipervnculo"/>
@@ -2954,7 +2954,7 @@
             <w:noProof/>
             <w:webHidden/>
           </w:rPr>
-          <w:instrText xml:space="preserve"> PAGEREF _Toc243776959 \h </w:instrText>
+          <w:instrText xml:space="preserve"> PAGEREF _Toc243779790 \h </w:instrText>
         </w:r>
         <w:r>
           <w:rPr>
@@ -2974,7 +2974,7 @@
             <w:noProof/>
             <w:webHidden/>
           </w:rPr>
-          <w:t>15</w:t>
+          <w:t>25</w:t>
         </w:r>
         <w:r>
           <w:rPr>
@@ -3001,7 +3001,7 @@
           <w14:ligatures w14:val="standardContextual"/>
         </w:rPr>
       </w:pPr>
-      <w:hyperlink w:anchor="_Toc243776960" w:history="1">
+      <w:hyperlink w:anchor="_Toc243779791" w:history="1">
         <w:r>
           <w:rPr>
             <w:rStyle w:val="Hipervnculo"/>
@@ -3028,7 +3028,7 @@
             <w:noProof/>
             <w:webHidden/>
           </w:rPr>
-          <w:instrText xml:space="preserve"> PAGEREF _Toc243776960 \h </w:instrText>
+          <w:instrText xml:space="preserve"> PAGEREF _Toc243779791 \h </w:instrText>
         </w:r>
         <w:r>
           <w:rPr>
@@ -3048,7 +3048,7 @@
             <w:noProof/>
             <w:webHidden/>
           </w:rPr>
-          <w:t>15</w:t>
+          <w:t>25</w:t>
         </w:r>
         <w:r>
           <w:rPr>
@@ -3075,7 +3075,7 @@
           <w14:ligatures w14:val="standardContextual"/>
         </w:rPr>
       </w:pPr>
-      <w:hyperlink w:anchor="_Toc243776961" w:history="1">
+      <w:hyperlink w:anchor="_Toc243779792" w:history="1">
         <w:r>
           <w:rPr>
             <w:rStyle w:val="Hipervnculo"/>
@@ -3102,7 +3102,7 @@
             <w:noProof/>
             <w:webHidden/>
           </w:rPr>
-          <w:instrText xml:space="preserve"> PAGEREF _Toc243776961 \h </w:instrText>
+          <w:instrText xml:space="preserve"> PAGEREF _Toc243779792 \h </w:instrText>
         </w:r>
         <w:r>
           <w:rPr>
@@ -3122,7 +3122,7 @@
             <w:noProof/>
             <w:webHidden/>
           </w:rPr>
-          <w:t>17</w:t>
+          <w:t>27</w:t>
         </w:r>
         <w:r>
           <w:rPr>
@@ -3149,7 +3149,7 @@
           <w14:ligatures w14:val="standardContextual"/>
         </w:rPr>
       </w:pPr>
-      <w:hyperlink w:anchor="_Toc243776962" w:history="1">
+      <w:hyperlink w:anchor="_Toc243779793" w:history="1">
         <w:r>
           <w:rPr>
             <w:rStyle w:val="Hipervnculo"/>
@@ -3176,7 +3176,7 @@
             <w:noProof/>
             <w:webHidden/>
           </w:rPr>
-          <w:instrText xml:space="preserve"> PAGEREF _Toc243776962 \h </w:instrText>
+          <w:instrText xml:space="preserve"> PAGEREF _Toc243779793 \h </w:instrText>
         </w:r>
         <w:r>
           <w:rPr>
@@ -3196,7 +3196,7 @@
             <w:noProof/>
             <w:webHidden/>
           </w:rPr>
-          <w:t>17</w:t>
+          <w:t>27</w:t>
         </w:r>
         <w:r>
           <w:rPr>
@@ -3223,7 +3223,7 @@
           <w14:ligatures w14:val="standardContextual"/>
         </w:rPr>
       </w:pPr>
-      <w:hyperlink w:anchor="_Toc243776963" w:history="1">
+      <w:hyperlink w:anchor="_Toc243779794" w:history="1">
         <w:r>
           <w:rPr>
             <w:rStyle w:val="Hipervnculo"/>
@@ -3250,7 +3250,7 @@
             <w:noProof/>
             <w:webHidden/>
           </w:rPr>
-          <w:instrText xml:space="preserve"> PAGEREF _Toc243776963 \h </w:instrText>
+          <w:instrText xml:space="preserve"> PAGEREF _Toc243779794 \h </w:instrText>
         </w:r>
         <w:r>
           <w:rPr>
@@ -3270,7 +3270,7 @@
             <w:noProof/>
             <w:webHidden/>
           </w:rPr>
-          <w:t>17</w:t>
+          <w:t>27</w:t>
         </w:r>
         <w:r>
           <w:rPr>
@@ -3297,7 +3297,7 @@
           <w14:ligatures w14:val="standardContextual"/>
         </w:rPr>
       </w:pPr>
-      <w:hyperlink w:anchor="_Toc243776964" w:history="1">
+      <w:hyperlink w:anchor="_Toc243779795" w:history="1">
         <w:r>
           <w:rPr>
             <w:rStyle w:val="Hipervnculo"/>
@@ -3324,7 +3324,7 @@
             <w:noProof/>
             <w:webHidden/>
           </w:rPr>
-          <w:instrText xml:space="preserve"> PAGEREF _Toc243776964 \h </w:instrText>
+          <w:instrText xml:space="preserve"> PAGEREF _Toc243779795 \h </w:instrText>
         </w:r>
         <w:r>
           <w:rPr>
@@ -3344,7 +3344,7 @@
             <w:noProof/>
             <w:webHidden/>
           </w:rPr>
-          <w:t>18</w:t>
+          <w:t>28</w:t>
         </w:r>
         <w:r>
           <w:rPr>
@@ -3371,7 +3371,7 @@
           <w14:ligatures w14:val="standardContextual"/>
         </w:rPr>
       </w:pPr>
-      <w:hyperlink w:anchor="_Toc243776965" w:history="1">
+      <w:hyperlink w:anchor="_Toc243779796" w:history="1">
         <w:r>
           <w:rPr>
             <w:rStyle w:val="Hipervnculo"/>
@@ -3398,7 +3398,7 @@
             <w:noProof/>
             <w:webHidden/>
           </w:rPr>
-          <w:instrText xml:space="preserve"> PAGEREF _Toc243776965 \h </w:instrText>
+          <w:instrText xml:space="preserve"> PAGEREF _Toc243779796 \h </w:instrText>
         </w:r>
         <w:r>
           <w:rPr>
@@ -3418,7 +3418,7 @@
             <w:noProof/>
             <w:webHidden/>
           </w:rPr>
-          <w:t>18</w:t>
+          <w:t>28</w:t>
         </w:r>
         <w:r>
           <w:rPr>
@@ -3445,7 +3445,7 @@
           <w14:ligatures w14:val="standardContextual"/>
         </w:rPr>
       </w:pPr>
-      <w:hyperlink w:anchor="_Toc243776966" w:history="1">
+      <w:hyperlink w:anchor="_Toc243779797" w:history="1">
         <w:r>
           <w:rPr>
             <w:rStyle w:val="Hipervnculo"/>
@@ -3472,7 +3472,7 @@
             <w:noProof/>
             <w:webHidden/>
           </w:rPr>
-          <w:instrText xml:space="preserve"> PAGEREF _Toc243776966 \h </w:instrText>
+          <w:instrText xml:space="preserve"> PAGEREF _Toc243779797 \h </w:instrText>
         </w:r>
         <w:r>
           <w:rPr>
@@ -3492,7 +3492,7 @@
             <w:noProof/>
             <w:webHidden/>
           </w:rPr>
-          <w:t>18</w:t>
+          <w:t>28</w:t>
         </w:r>
         <w:r>
           <w:rPr>
@@ -3519,7 +3519,7 @@
           <w14:ligatures w14:val="standardContextual"/>
         </w:rPr>
       </w:pPr>
-      <w:hyperlink w:anchor="_Toc243776967" w:history="1">
+      <w:hyperlink w:anchor="_Toc243779798" w:history="1">
         <w:r>
           <w:rPr>
             <w:rStyle w:val="Hipervnculo"/>
@@ -3546,7 +3546,7 @@
             <w:noProof/>
             <w:webHidden/>
           </w:rPr>
-          <w:instrText xml:space="preserve"> PAGEREF _Toc243776967 \h </w:instrText>
+          <w:instrText xml:space="preserve"> PAGEREF _Toc243779798 \h </w:instrText>
         </w:r>
         <w:r>
           <w:rPr>
@@ -3566,7 +3566,7 @@
             <w:noProof/>
             <w:webHidden/>
           </w:rPr>
-          <w:t>18</w:t>
+          <w:t>28</w:t>
         </w:r>
         <w:r>
           <w:rPr>
@@ -3593,7 +3593,7 @@
           <w14:ligatures w14:val="standardContextual"/>
         </w:rPr>
       </w:pPr>
-      <w:hyperlink w:anchor="_Toc243776968" w:history="1">
+      <w:hyperlink w:anchor="_Toc243779799" w:history="1">
         <w:r>
           <w:rPr>
             <w:rStyle w:val="Hipervnculo"/>
@@ -3620,7 +3620,7 @@
             <w:noProof/>
             <w:webHidden/>
           </w:rPr>
-          <w:instrText xml:space="preserve"> PAGEREF _Toc243776968 \h </w:instrText>
+          <w:instrText xml:space="preserve"> PAGEREF _Toc243779799 \h </w:instrText>
         </w:r>
         <w:r>
           <w:rPr>
@@ -3640,7 +3640,7 @@
             <w:noProof/>
             <w:webHidden/>
           </w:rPr>
-          <w:t>19</w:t>
+          <w:t>29</w:t>
         </w:r>
         <w:r>
           <w:rPr>
@@ -3667,7 +3667,7 @@
           <w14:ligatures w14:val="standardContextual"/>
         </w:rPr>
       </w:pPr>
-      <w:hyperlink w:anchor="_Toc243776969" w:history="1">
+      <w:hyperlink w:anchor="_Toc243779800" w:history="1">
         <w:r>
           <w:rPr>
             <w:rStyle w:val="Hipervnculo"/>
@@ -3694,7 +3694,7 @@
             <w:noProof/>
             <w:webHidden/>
           </w:rPr>
-          <w:instrText xml:space="preserve"> PAGEREF _Toc243776969 \h </w:instrText>
+          <w:instrText xml:space="preserve"> PAGEREF _Toc243779800 \h </w:instrText>
         </w:r>
         <w:r>
           <w:rPr>
@@ -3714,7 +3714,7 @@
             <w:noProof/>
             <w:webHidden/>
           </w:rPr>
-          <w:t>20</w:t>
+          <w:t>30</w:t>
         </w:r>
         <w:r>
           <w:rPr>
@@ -3741,7 +3741,7 @@
           <w14:ligatures w14:val="standardContextual"/>
         </w:rPr>
       </w:pPr>
-      <w:hyperlink w:anchor="_Toc243776970" w:history="1">
+      <w:hyperlink w:anchor="_Toc243779801" w:history="1">
         <w:r>
           <w:rPr>
             <w:rStyle w:val="Hipervnculo"/>
@@ -3783,7 +3783,7 @@
             <w:noProof/>
             <w:webHidden/>
           </w:rPr>
-          <w:instrText xml:space="preserve"> PAGEREF _Toc243776970 \h </w:instrText>
+          <w:instrText xml:space="preserve"> PAGEREF _Toc243779801 \h </w:instrText>
         </w:r>
         <w:r>
           <w:rPr>
@@ -3803,7 +3803,7 @@
             <w:noProof/>
             <w:webHidden/>
           </w:rPr>
-          <w:t>20</w:t>
+          <w:t>30</w:t>
         </w:r>
         <w:r>
           <w:rPr>
@@ -3830,7 +3830,7 @@
           <w14:ligatures w14:val="standardContextual"/>
         </w:rPr>
       </w:pPr>
-      <w:hyperlink w:anchor="_Toc243776971" w:history="1">
+      <w:hyperlink w:anchor="_Toc243779802" w:history="1">
         <w:r>
           <w:rPr>
             <w:rStyle w:val="Hipervnculo"/>
@@ -3872,7 +3872,7 @@
             <w:noProof/>
             <w:webHidden/>
           </w:rPr>
-          <w:instrText xml:space="preserve"> PAGEREF _Toc243776971 \h </w:instrText>
+          <w:instrText xml:space="preserve"> PAGEREF _Toc243779802 \h </w:instrText>
         </w:r>
         <w:r>
           <w:rPr>
@@ -3892,7 +3892,7 @@
             <w:noProof/>
             <w:webHidden/>
           </w:rPr>
-          <w:t>20</w:t>
+          <w:t>30</w:t>
         </w:r>
         <w:r>
           <w:rPr>
@@ -3919,7 +3919,7 @@
           <w14:ligatures w14:val="standardContextual"/>
         </w:rPr>
       </w:pPr>
-      <w:hyperlink w:anchor="_Toc243776972" w:history="1">
+      <w:hyperlink w:anchor="_Toc243779803" w:history="1">
         <w:r>
           <w:rPr>
             <w:rStyle w:val="Hipervnculo"/>
@@ -3961,7 +3961,7 @@
             <w:noProof/>
             <w:webHidden/>
           </w:rPr>
-          <w:instrText xml:space="preserve"> PAGEREF _Toc243776972 \h </w:instrText>
+          <w:instrText xml:space="preserve"> PAGEREF _Toc243779803 \h </w:instrText>
         </w:r>
         <w:r>
           <w:rPr>
@@ -3981,7 +3981,7 @@
             <w:noProof/>
             <w:webHidden/>
           </w:rPr>
-          <w:t>21</w:t>
+          <w:t>31</w:t>
         </w:r>
         <w:r>
           <w:rPr>
@@ -4008,7 +4008,7 @@
           <w14:ligatures w14:val="standardContextual"/>
         </w:rPr>
       </w:pPr>
-      <w:hyperlink w:anchor="_Toc243776973" w:history="1">
+      <w:hyperlink w:anchor="_Toc243779804" w:history="1">
         <w:r>
           <w:rPr>
             <w:rStyle w:val="Hipervnculo"/>
@@ -4050,7 +4050,7 @@
             <w:noProof/>
             <w:webHidden/>
           </w:rPr>
-          <w:instrText xml:space="preserve"> PAGEREF _Toc243776973 \h </w:instrText>
+          <w:instrText xml:space="preserve"> PAGEREF _Toc243779804 \h </w:instrText>
         </w:r>
         <w:r>
           <w:rPr>
@@ -4070,7 +4070,7 @@
             <w:noProof/>
             <w:webHidden/>
           </w:rPr>
-          <w:t>21</w:t>
+          <w:t>31</w:t>
         </w:r>
         <w:r>
           <w:rPr>
@@ -4097,7 +4097,7 @@
           <w14:ligatures w14:val="standardContextual"/>
         </w:rPr>
       </w:pPr>
-      <w:hyperlink w:anchor="_Toc243776974" w:history="1">
+      <w:hyperlink w:anchor="_Toc243779805" w:history="1">
         <w:r>
           <w:rPr>
             <w:rStyle w:val="Hipervnculo"/>
@@ -4139,7 +4139,7 @@
             <w:noProof/>
             <w:webHidden/>
           </w:rPr>
-          <w:instrText xml:space="preserve"> PAGEREF _Toc243776974 \h </w:instrText>
+          <w:instrText xml:space="preserve"> PAGEREF _Toc243779805 \h </w:instrText>
         </w:r>
         <w:r>
           <w:rPr>
@@ -4159,7 +4159,7 @@
             <w:noProof/>
             <w:webHidden/>
           </w:rPr>
-          <w:t>22</w:t>
+          <w:t>32</w:t>
         </w:r>
         <w:r>
           <w:rPr>
@@ -4186,7 +4186,7 @@
           <w14:ligatures w14:val="standardContextual"/>
         </w:rPr>
       </w:pPr>
-      <w:hyperlink w:anchor="_Toc243776975" w:history="1">
+      <w:hyperlink w:anchor="_Toc243779806" w:history="1">
         <w:r>
           <w:rPr>
             <w:rStyle w:val="Hipervnculo"/>
@@ -4213,7 +4213,7 @@
             <w:noProof/>
             <w:webHidden/>
           </w:rPr>
-          <w:instrText xml:space="preserve"> PAGEREF _Toc243776975 \h </w:instrText>
+          <w:instrText xml:space="preserve"> PAGEREF _Toc243779806 \h </w:instrText>
         </w:r>
         <w:r>
           <w:rPr>
@@ -4233,7 +4233,7 @@
             <w:noProof/>
             <w:webHidden/>
           </w:rPr>
-          <w:t>22</w:t>
+          <w:t>32</w:t>
         </w:r>
         <w:r>
           <w:rPr>
@@ -4268,7 +4268,7 @@
       <w:pPr>
         <w:pStyle w:val="Ttulo1"/>
       </w:pPr>
-      <w:bookmarkStart w:id="1" w:name="_Toc243776923"/>
+      <w:bookmarkStart w:id="1" w:name="_Toc243779754"/>
       <w:r>
         <w:t>Visión general e instalación</w:t>
       </w:r>
@@ -4604,7 +4604,7 @@
       <w:pPr>
         <w:pStyle w:val="Ttulo2"/>
       </w:pPr>
-      <w:bookmarkStart w:id="2" w:name="_Toc243776924"/>
+      <w:bookmarkStart w:id="2" w:name="_Toc243779755"/>
       <w:r>
         <w:t>Puesta en marcha (desarrollo)</w:t>
       </w:r>
@@ -4805,7 +4805,7 @@
       <w:pPr>
         <w:pStyle w:val="Ttulo2"/>
       </w:pPr>
-      <w:bookmarkStart w:id="3" w:name="_Toc243776925"/>
+      <w:bookmarkStart w:id="3" w:name="_Toc243779756"/>
       <w:r>
         <w:t>Datos de prueba</w:t>
       </w:r>
@@ -5445,7 +5445,7 @@
       <w:pPr>
         <w:pStyle w:val="Ttulo2"/>
       </w:pPr>
-      <w:bookmarkStart w:id="4" w:name="_Toc243776926"/>
+      <w:bookmarkStart w:id="4" w:name="_Toc243779757"/>
       <w:r>
         <w:t>Comandos útiles</w:t>
       </w:r>
@@ -5642,7 +5642,7 @@
       <w:pPr>
         <w:pStyle w:val="Ttulo2"/>
       </w:pPr>
-      <w:bookmarkStart w:id="5" w:name="_Toc243776927"/>
+      <w:bookmarkStart w:id="5" w:name="_Toc243779758"/>
       <w:r>
         <w:t>Estructura del repositorio</w:t>
       </w:r>
@@ -5853,7 +5853,7 @@
       <w:pPr>
         <w:pStyle w:val="Ttulo2"/>
       </w:pPr>
-      <w:bookmarkStart w:id="6" w:name="_Toc243776928"/>
+      <w:bookmarkStart w:id="6" w:name="_Toc243779759"/>
       <w:r>
         <w:t>Roles y permisos (resumen)</w:t>
       </w:r>
@@ -6958,7 +6958,7 @@
       <w:pPr>
         <w:pStyle w:val="Ttulo2"/>
       </w:pPr>
-      <w:bookmarkStart w:id="7" w:name="_Toc243776929"/>
+      <w:bookmarkStart w:id="7" w:name="_Toc243779760"/>
       <w:r>
         <w:t>Producción</w:t>
       </w:r>
@@ -7057,7 +7057,7 @@
       <w:pPr>
         <w:pStyle w:val="Ttulo1"/>
       </w:pPr>
-      <w:bookmarkStart w:id="8" w:name="_Toc243776930"/>
+      <w:bookmarkStart w:id="8" w:name="_Toc243779761"/>
       <w:r>
         <w:t>Manual de usuario</w:t>
       </w:r>
@@ -7076,7 +7076,7 @@
       <w:pPr>
         <w:pStyle w:val="Ttulo2"/>
       </w:pPr>
-      <w:bookmarkStart w:id="9" w:name="_Toc243776931"/>
+      <w:bookmarkStart w:id="9" w:name="_Toc243779762"/>
       <w:r>
         <w:t>1. Conceptos básicos</w:t>
       </w:r>
@@ -7511,7 +7511,7 @@
       <w:pPr>
         <w:pStyle w:val="Ttulo2"/>
       </w:pPr>
-      <w:bookmarkStart w:id="10" w:name="_Toc243776932"/>
+      <w:bookmarkStart w:id="10" w:name="_Toc243779763"/>
       <w:r>
         <w:t>2. Roles</w:t>
       </w:r>
@@ -7948,7 +7948,7 @@
       <w:pPr>
         <w:pStyle w:val="Ttulo3"/>
       </w:pPr>
-      <w:bookmarkStart w:id="11" w:name="_Toc243776933"/>
+      <w:bookmarkStart w:id="11" w:name="_Toc243779764"/>
       <w:r>
         <w:t>Usuario con y sin sucursal</w:t>
       </w:r>
@@ -7999,9 +7999,125 @@
     </w:p>
     <w:p>
       <w:pPr>
+        <w:jc w:val="center"/>
+      </w:pPr>
+      <w:r>
+        <w:rPr>
+          <w:noProof/>
+        </w:rPr>
+        <w:drawing>
+          <wp:inline distT="0" distB="0" distL="0" distR="0" wp14:anchorId="688F29A8" wp14:editId="573E01F9">
+            <wp:extent cx="5580000" cy="2483954"/>
+            <wp:effectExtent l="0" t="0" r="0" b="0"/>
+            <wp:docPr id="1" name="Picture 1"/>
+            <wp:cNvGraphicFramePr>
+              <a:graphicFrameLocks xmlns:a="http://schemas.openxmlformats.org/drawingml/2006/main" noChangeAspect="1"/>
+            </wp:cNvGraphicFramePr>
+            <a:graphic xmlns:a="http://schemas.openxmlformats.org/drawingml/2006/main">
+              <a:graphicData uri="http://schemas.openxmlformats.org/drawingml/2006/picture">
+                <pic:pic xmlns:pic="http://schemas.openxmlformats.org/drawingml/2006/picture">
+                  <pic:nvPicPr>
+                    <pic:cNvPr id="0" name="28_dashboard_encargado.jpg"/>
+                    <pic:cNvPicPr/>
+                  </pic:nvPicPr>
+                  <pic:blipFill>
+                    <a:blip r:embed="rId8"/>
+                    <a:stretch>
+                      <a:fillRect/>
+                    </a:stretch>
+                  </pic:blipFill>
+                  <pic:spPr>
+                    <a:xfrm>
+                      <a:off x="0" y="0"/>
+                      <a:ext cx="5580000" cy="2483954"/>
+                    </a:xfrm>
+                    <a:prstGeom prst="rect">
+                      <a:avLst/>
+                    </a:prstGeom>
+                  </pic:spPr>
+                </pic:pic>
+              </a:graphicData>
+            </a:graphic>
+          </wp:inline>
+        </w:drawing>
+      </w:r>
+    </w:p>
+    <w:p>
+      <w:pPr>
+        <w:jc w:val="center"/>
+      </w:pPr>
+      <w:r>
+        <w:rPr>
+          <w:i/>
+          <w:color w:val="595959"/>
+          <w:sz w:val="18"/>
+        </w:rPr>
+        <w:t>Dashboard de un encargado: solo su sucursal y menú reducido</w:t>
+      </w:r>
+    </w:p>
+    <w:p>
+      <w:pPr>
+        <w:jc w:val="center"/>
+      </w:pPr>
+      <w:r>
+        <w:rPr>
+          <w:noProof/>
+        </w:rPr>
+        <w:drawing>
+          <wp:inline distT="0" distB="0" distL="0" distR="0" wp14:anchorId="00DE9589" wp14:editId="761B67B5">
+            <wp:extent cx="5580000" cy="2483954"/>
+            <wp:effectExtent l="0" t="0" r="0" b="0"/>
+            <wp:docPr id="2" name="Picture 2"/>
+            <wp:cNvGraphicFramePr>
+              <a:graphicFrameLocks xmlns:a="http://schemas.openxmlformats.org/drawingml/2006/main" noChangeAspect="1"/>
+            </wp:cNvGraphicFramePr>
+            <a:graphic xmlns:a="http://schemas.openxmlformats.org/drawingml/2006/main">
+              <a:graphicData uri="http://schemas.openxmlformats.org/drawingml/2006/picture">
+                <pic:pic xmlns:pic="http://schemas.openxmlformats.org/drawingml/2006/picture">
+                  <pic:nvPicPr>
+                    <pic:cNvPr id="0" name="29_acceso_denegado.jpg"/>
+                    <pic:cNvPicPr/>
+                  </pic:nvPicPr>
+                  <pic:blipFill>
+                    <a:blip r:embed="rId9"/>
+                    <a:stretch>
+                      <a:fillRect/>
+                    </a:stretch>
+                  </pic:blipFill>
+                  <pic:spPr>
+                    <a:xfrm>
+                      <a:off x="0" y="0"/>
+                      <a:ext cx="5580000" cy="2483954"/>
+                    </a:xfrm>
+                    <a:prstGeom prst="rect">
+                      <a:avLst/>
+                    </a:prstGeom>
+                  </pic:spPr>
+                </pic:pic>
+              </a:graphicData>
+            </a:graphic>
+          </wp:inline>
+        </w:drawing>
+      </w:r>
+    </w:p>
+    <w:p>
+      <w:pPr>
+        <w:jc w:val="center"/>
+      </w:pPr>
+      <w:r>
+        <w:rPr>
+          <w:i/>
+          <w:color w:val="595959"/>
+          <w:sz w:val="18"/>
+        </w:rPr>
+        <w:t>Pantalla de acceso denegado</w:t>
+      </w:r>
+    </w:p>
+    <w:p>
+      <w:pPr>
         <w:pStyle w:val="Ttulo2"/>
       </w:pPr>
-      <w:bookmarkStart w:id="12" w:name="_Toc243776934"/>
+      <w:bookmarkStart w:id="12" w:name="_Toc243779765"/>
       <w:r>
         <w:t>3. Pantallas</w:t>
       </w:r>
@@ -8011,7 +8127,7 @@
       <w:pPr>
         <w:pStyle w:val="Ttulo3"/>
       </w:pPr>
-      <w:bookmarkStart w:id="13" w:name="_Toc243776935"/>
+      <w:bookmarkStart w:id="13" w:name="_Toc243779766"/>
       <w:r>
         <w:t>3.1 Ingreso al sistema</w:t>
       </w:r>
@@ -8039,8 +8155,6 @@
       </w:r>
       <w:r>
         <w:tab/>
-      </w:r>
-      <w:r>
         <w:t xml:space="preserve">Escriba su </w:t>
       </w:r>
       <w:r>
@@ -8104,6 +8218,64 @@
       </w:r>
       <w:r>
         <w:t>.</w:t>
+      </w:r>
+    </w:p>
+    <w:p>
+      <w:pPr>
+        <w:jc w:val="center"/>
+      </w:pPr>
+      <w:r>
+        <w:rPr>
+          <w:noProof/>
+        </w:rPr>
+        <w:drawing>
+          <wp:inline distT="0" distB="0" distL="0" distR="0" wp14:anchorId="14667AC7" wp14:editId="3A80D23A">
+            <wp:extent cx="5580000" cy="2647653"/>
+            <wp:effectExtent l="0" t="0" r="0" b="0"/>
+            <wp:docPr id="3" name="Picture 3"/>
+            <wp:cNvGraphicFramePr>
+              <a:graphicFrameLocks xmlns:a="http://schemas.openxmlformats.org/drawingml/2006/main" noChangeAspect="1"/>
+            </wp:cNvGraphicFramePr>
+            <a:graphic xmlns:a="http://schemas.openxmlformats.org/drawingml/2006/main">
+              <a:graphicData uri="http://schemas.openxmlformats.org/drawingml/2006/picture">
+                <pic:pic xmlns:pic="http://schemas.openxmlformats.org/drawingml/2006/picture">
+                  <pic:nvPicPr>
+                    <pic:cNvPr id="0" name="01_login.jpg"/>
+                    <pic:cNvPicPr/>
+                  </pic:nvPicPr>
+                  <pic:blipFill>
+                    <a:blip r:embed="rId10"/>
+                    <a:stretch>
+                      <a:fillRect/>
+                    </a:stretch>
+                  </pic:blipFill>
+                  <pic:spPr>
+                    <a:xfrm>
+                      <a:off x="0" y="0"/>
+                      <a:ext cx="5580000" cy="2647653"/>
+                    </a:xfrm>
+                    <a:prstGeom prst="rect">
+                      <a:avLst/>
+                    </a:prstGeom>
+                  </pic:spPr>
+                </pic:pic>
+              </a:graphicData>
+            </a:graphic>
+          </wp:inline>
+        </w:drawing>
+      </w:r>
+    </w:p>
+    <w:p>
+      <w:pPr>
+        <w:jc w:val="center"/>
+      </w:pPr>
+      <w:r>
+        <w:rPr>
+          <w:i/>
+          <w:color w:val="595959"/>
+          <w:sz w:val="18"/>
+        </w:rPr>
+        <w:t>Pantalla de ingreso</w:t>
       </w:r>
     </w:p>
     <w:p>
@@ -8125,7 +8297,7 @@
       <w:pPr>
         <w:pStyle w:val="Ttulo3"/>
       </w:pPr>
-      <w:bookmarkStart w:id="14" w:name="_Toc243776936"/>
+      <w:bookmarkStart w:id="14" w:name="_Toc243779767"/>
       <w:r>
         <w:t>3.2 Inicio (dashboard)</w:t>
       </w:r>
@@ -8228,6 +8400,64 @@
       </w:r>
     </w:p>
     <w:p>
+      <w:pPr>
+        <w:jc w:val="center"/>
+      </w:pPr>
+      <w:r>
+        <w:rPr>
+          <w:noProof/>
+        </w:rPr>
+        <w:drawing>
+          <wp:inline distT="0" distB="0" distL="0" distR="0" wp14:anchorId="7B0DBBCE" wp14:editId="58EACBA4">
+            <wp:extent cx="5580000" cy="2483954"/>
+            <wp:effectExtent l="0" t="0" r="0" b="0"/>
+            <wp:docPr id="4" name="Picture 4"/>
+            <wp:cNvGraphicFramePr>
+              <a:graphicFrameLocks xmlns:a="http://schemas.openxmlformats.org/drawingml/2006/main" noChangeAspect="1"/>
+            </wp:cNvGraphicFramePr>
+            <a:graphic xmlns:a="http://schemas.openxmlformats.org/drawingml/2006/main">
+              <a:graphicData uri="http://schemas.openxmlformats.org/drawingml/2006/picture">
+                <pic:pic xmlns:pic="http://schemas.openxmlformats.org/drawingml/2006/picture">
+                  <pic:nvPicPr>
+                    <pic:cNvPr id="0" name="02_dashboard_manaudi.jpg"/>
+                    <pic:cNvPicPr/>
+                  </pic:nvPicPr>
+                  <pic:blipFill>
+                    <a:blip r:embed="rId11"/>
+                    <a:stretch>
+                      <a:fillRect/>
+                    </a:stretch>
+                  </pic:blipFill>
+                  <pic:spPr>
+                    <a:xfrm>
+                      <a:off x="0" y="0"/>
+                      <a:ext cx="5580000" cy="2483954"/>
+                    </a:xfrm>
+                    <a:prstGeom prst="rect">
+                      <a:avLst/>
+                    </a:prstGeom>
+                  </pic:spPr>
+                </pic:pic>
+              </a:graphicData>
+            </a:graphic>
+          </wp:inline>
+        </w:drawing>
+      </w:r>
+    </w:p>
+    <w:p>
+      <w:pPr>
+        <w:jc w:val="center"/>
+      </w:pPr>
+      <w:r>
+        <w:rPr>
+          <w:i/>
+          <w:color w:val="595959"/>
+          <w:sz w:val="18"/>
+        </w:rPr>
+        <w:t>Dashboard de un usuario sin sucursal (toda la empresa)</w:t>
+      </w:r>
+    </w:p>
+    <w:p>
       <w:r>
         <w:t xml:space="preserve">Barra superior: nombre de la </w:t>
       </w:r>
@@ -8263,7 +8493,7 @@
       <w:pPr>
         <w:pStyle w:val="Ttulo3"/>
       </w:pPr>
-      <w:bookmarkStart w:id="15" w:name="_Toc243776937"/>
+      <w:bookmarkStart w:id="15" w:name="_Toc243779768"/>
       <w:r>
         <w:t>3.3 Manejo Empresas (rol Manaudi)</w:t>
       </w:r>
@@ -8384,6 +8614,64 @@
     </w:p>
     <w:p>
       <w:pPr>
+        <w:jc w:val="center"/>
+      </w:pPr>
+      <w:r>
+        <w:rPr>
+          <w:noProof/>
+        </w:rPr>
+        <w:drawing>
+          <wp:inline distT="0" distB="0" distL="0" distR="0" wp14:anchorId="42932B85" wp14:editId="22F95819">
+            <wp:extent cx="5580000" cy="2483954"/>
+            <wp:effectExtent l="0" t="0" r="0" b="0"/>
+            <wp:docPr id="5" name="Picture 5"/>
+            <wp:cNvGraphicFramePr>
+              <a:graphicFrameLocks xmlns:a="http://schemas.openxmlformats.org/drawingml/2006/main" noChangeAspect="1"/>
+            </wp:cNvGraphicFramePr>
+            <a:graphic xmlns:a="http://schemas.openxmlformats.org/drawingml/2006/main">
+              <a:graphicData uri="http://schemas.openxmlformats.org/drawingml/2006/picture">
+                <pic:pic xmlns:pic="http://schemas.openxmlformats.org/drawingml/2006/picture">
+                  <pic:nvPicPr>
+                    <pic:cNvPr id="0" name="03_empresas.jpg"/>
+                    <pic:cNvPicPr/>
+                  </pic:nvPicPr>
+                  <pic:blipFill>
+                    <a:blip r:embed="rId12"/>
+                    <a:stretch>
+                      <a:fillRect/>
+                    </a:stretch>
+                  </pic:blipFill>
+                  <pic:spPr>
+                    <a:xfrm>
+                      <a:off x="0" y="0"/>
+                      <a:ext cx="5580000" cy="2483954"/>
+                    </a:xfrm>
+                    <a:prstGeom prst="rect">
+                      <a:avLst/>
+                    </a:prstGeom>
+                  </pic:spPr>
+                </pic:pic>
+              </a:graphicData>
+            </a:graphic>
+          </wp:inline>
+        </w:drawing>
+      </w:r>
+    </w:p>
+    <w:p>
+      <w:pPr>
+        <w:jc w:val="center"/>
+      </w:pPr>
+      <w:r>
+        <w:rPr>
+          <w:i/>
+          <w:color w:val="595959"/>
+          <w:sz w:val="18"/>
+        </w:rPr>
+        <w:t>Manejo de empresas</w:t>
+      </w:r>
+    </w:p>
+    <w:p>
+      <w:pPr>
         <w:pStyle w:val="Ttulo4"/>
       </w:pPr>
       <w:r>
@@ -8427,9 +8715,67 @@
     </w:p>
     <w:p>
       <w:pPr>
+        <w:jc w:val="center"/>
+      </w:pPr>
+      <w:r>
+        <w:rPr>
+          <w:noProof/>
+        </w:rPr>
+        <w:drawing>
+          <wp:inline distT="0" distB="0" distL="0" distR="0" wp14:anchorId="52B57532" wp14:editId="165DEF42">
+            <wp:extent cx="5580000" cy="2483954"/>
+            <wp:effectExtent l="0" t="0" r="0" b="0"/>
+            <wp:docPr id="6" name="Picture 6"/>
+            <wp:cNvGraphicFramePr>
+              <a:graphicFrameLocks xmlns:a="http://schemas.openxmlformats.org/drawingml/2006/main" noChangeAspect="1"/>
+            </wp:cNvGraphicFramePr>
+            <a:graphic xmlns:a="http://schemas.openxmlformats.org/drawingml/2006/main">
+              <a:graphicData uri="http://schemas.openxmlformats.org/drawingml/2006/picture">
+                <pic:pic xmlns:pic="http://schemas.openxmlformats.org/drawingml/2006/picture">
+                  <pic:nvPicPr>
+                    <pic:cNvPr id="0" name="05_sucursales_lista.jpg"/>
+                    <pic:cNvPicPr/>
+                  </pic:nvPicPr>
+                  <pic:blipFill>
+                    <a:blip r:embed="rId13"/>
+                    <a:stretch>
+                      <a:fillRect/>
+                    </a:stretch>
+                  </pic:blipFill>
+                  <pic:spPr>
+                    <a:xfrm>
+                      <a:off x="0" y="0"/>
+                      <a:ext cx="5580000" cy="2483954"/>
+                    </a:xfrm>
+                    <a:prstGeom prst="rect">
+                      <a:avLst/>
+                    </a:prstGeom>
+                  </pic:spPr>
+                </pic:pic>
+              </a:graphicData>
+            </a:graphic>
+          </wp:inline>
+        </w:drawing>
+      </w:r>
+    </w:p>
+    <w:p>
+      <w:pPr>
+        <w:jc w:val="center"/>
+      </w:pPr>
+      <w:r>
+        <w:rPr>
+          <w:i/>
+          <w:color w:val="595959"/>
+          <w:sz w:val="18"/>
+        </w:rPr>
+        <w:t>Sucursales de una empresa con la nueva sucursal agregada</w:t>
+      </w:r>
+    </w:p>
+    <w:p>
+      <w:pPr>
         <w:pStyle w:val="Ttulo3"/>
       </w:pPr>
-      <w:bookmarkStart w:id="16" w:name="_Toc243776938"/>
+      <w:bookmarkStart w:id="16" w:name="_Toc243779769"/>
       <w:r>
         <w:t>3.4 Categorías (rol Supervisor; eliminar requiere Manaudi)</w:t>
       </w:r>
@@ -8556,9 +8902,183 @@
     </w:p>
     <w:p>
       <w:pPr>
+        <w:jc w:val="center"/>
+      </w:pPr>
+      <w:r>
+        <w:rPr>
+          <w:noProof/>
+        </w:rPr>
+        <w:drawing>
+          <wp:inline distT="0" distB="0" distL="0" distR="0" wp14:anchorId="2CB086A0" wp14:editId="0B298531">
+            <wp:extent cx="5580000" cy="2483954"/>
+            <wp:effectExtent l="0" t="0" r="0" b="0"/>
+            <wp:docPr id="7" name="Picture 7"/>
+            <wp:cNvGraphicFramePr>
+              <a:graphicFrameLocks xmlns:a="http://schemas.openxmlformats.org/drawingml/2006/main" noChangeAspect="1"/>
+            </wp:cNvGraphicFramePr>
+            <a:graphic xmlns:a="http://schemas.openxmlformats.org/drawingml/2006/main">
+              <a:graphicData uri="http://schemas.openxmlformats.org/drawingml/2006/picture">
+                <pic:pic xmlns:pic="http://schemas.openxmlformats.org/drawingml/2006/picture">
+                  <pic:nvPicPr>
+                    <pic:cNvPr id="0" name="06_categorias.jpg"/>
+                    <pic:cNvPicPr/>
+                  </pic:nvPicPr>
+                  <pic:blipFill>
+                    <a:blip r:embed="rId14"/>
+                    <a:stretch>
+                      <a:fillRect/>
+                    </a:stretch>
+                  </pic:blipFill>
+                  <pic:spPr>
+                    <a:xfrm>
+                      <a:off x="0" y="0"/>
+                      <a:ext cx="5580000" cy="2483954"/>
+                    </a:xfrm>
+                    <a:prstGeom prst="rect">
+                      <a:avLst/>
+                    </a:prstGeom>
+                  </pic:spPr>
+                </pic:pic>
+              </a:graphicData>
+            </a:graphic>
+          </wp:inline>
+        </w:drawing>
+      </w:r>
+    </w:p>
+    <w:p>
+      <w:pPr>
+        <w:jc w:val="center"/>
+      </w:pPr>
+      <w:r>
+        <w:rPr>
+          <w:i/>
+          <w:color w:val="595959"/>
+          <w:sz w:val="18"/>
+        </w:rPr>
+        <w:t>Lista de categorías</w:t>
+      </w:r>
+    </w:p>
+    <w:p>
+      <w:pPr>
+        <w:jc w:val="center"/>
+      </w:pPr>
+      <w:r>
+        <w:rPr>
+          <w:noProof/>
+        </w:rPr>
+        <w:drawing>
+          <wp:inline distT="0" distB="0" distL="0" distR="0" wp14:anchorId="52E74CD7" wp14:editId="0E7BBC1C">
+            <wp:extent cx="5580000" cy="2483954"/>
+            <wp:effectExtent l="0" t="0" r="0" b="0"/>
+            <wp:docPr id="8" name="Picture 8"/>
+            <wp:cNvGraphicFramePr>
+              <a:graphicFrameLocks xmlns:a="http://schemas.openxmlformats.org/drawingml/2006/main" noChangeAspect="1"/>
+            </wp:cNvGraphicFramePr>
+            <a:graphic xmlns:a="http://schemas.openxmlformats.org/drawingml/2006/main">
+              <a:graphicData uri="http://schemas.openxmlformats.org/drawingml/2006/picture">
+                <pic:pic xmlns:pic="http://schemas.openxmlformats.org/drawingml/2006/picture">
+                  <pic:nvPicPr>
+                    <pic:cNvPr id="0" name="08_clases.jpg"/>
+                    <pic:cNvPicPr/>
+                  </pic:nvPicPr>
+                  <pic:blipFill>
+                    <a:blip r:embed="rId15"/>
+                    <a:stretch>
+                      <a:fillRect/>
+                    </a:stretch>
+                  </pic:blipFill>
+                  <pic:spPr>
+                    <a:xfrm>
+                      <a:off x="0" y="0"/>
+                      <a:ext cx="5580000" cy="2483954"/>
+                    </a:xfrm>
+                    <a:prstGeom prst="rect">
+                      <a:avLst/>
+                    </a:prstGeom>
+                  </pic:spPr>
+                </pic:pic>
+              </a:graphicData>
+            </a:graphic>
+          </wp:inline>
+        </w:drawing>
+      </w:r>
+    </w:p>
+    <w:p>
+      <w:pPr>
+        <w:jc w:val="center"/>
+      </w:pPr>
+      <w:r>
+        <w:rPr>
+          <w:i/>
+          <w:color w:val="595959"/>
+          <w:sz w:val="18"/>
+        </w:rPr>
+        <w:t>Clases de una subcategoría</w:t>
+      </w:r>
+    </w:p>
+    <w:p>
+      <w:pPr>
+        <w:jc w:val="center"/>
+      </w:pPr>
+      <w:r>
+        <w:rPr>
+          <w:noProof/>
+        </w:rPr>
+        <w:drawing>
+          <wp:inline distT="0" distB="0" distL="0" distR="0" wp14:anchorId="3BEC3625" wp14:editId="6FE5F737">
+            <wp:extent cx="5580000" cy="2483954"/>
+            <wp:effectExtent l="0" t="0" r="0" b="0"/>
+            <wp:docPr id="9" name="Picture 9"/>
+            <wp:cNvGraphicFramePr>
+              <a:graphicFrameLocks xmlns:a="http://schemas.openxmlformats.org/drawingml/2006/main" noChangeAspect="1"/>
+            </wp:cNvGraphicFramePr>
+            <a:graphic xmlns:a="http://schemas.openxmlformats.org/drawingml/2006/main">
+              <a:graphicData uri="http://schemas.openxmlformats.org/drawingml/2006/picture">
+                <pic:pic xmlns:pic="http://schemas.openxmlformats.org/drawingml/2006/picture">
+                  <pic:nvPicPr>
+                    <pic:cNvPr id="0" name="09_clases_modal_crear.jpg"/>
+                    <pic:cNvPicPr/>
+                  </pic:nvPicPr>
+                  <pic:blipFill>
+                    <a:blip r:embed="rId16"/>
+                    <a:stretch>
+                      <a:fillRect/>
+                    </a:stretch>
+                  </pic:blipFill>
+                  <pic:spPr>
+                    <a:xfrm>
+                      <a:off x="0" y="0"/>
+                      <a:ext cx="5580000" cy="2483954"/>
+                    </a:xfrm>
+                    <a:prstGeom prst="rect">
+                      <a:avLst/>
+                    </a:prstGeom>
+                  </pic:spPr>
+                </pic:pic>
+              </a:graphicData>
+            </a:graphic>
+          </wp:inline>
+        </w:drawing>
+      </w:r>
+    </w:p>
+    <w:p>
+      <w:pPr>
+        <w:jc w:val="center"/>
+      </w:pPr>
+      <w:r>
+        <w:rPr>
+          <w:i/>
+          <w:color w:val="595959"/>
+          <w:sz w:val="18"/>
+        </w:rPr>
+        <w:t>Ventana para crear una clase</w:t>
+      </w:r>
+    </w:p>
+    <w:p>
+      <w:pPr>
         <w:pStyle w:val="Ttulo3"/>
       </w:pPr>
-      <w:bookmarkStart w:id="17" w:name="_Toc243776939"/>
+      <w:bookmarkStart w:id="17" w:name="_Toc243779770"/>
       <w:r>
         <w:t>3.5 Productos</w:t>
       </w:r>
@@ -9185,127 +9705,406 @@
       </w:r>
     </w:p>
     <w:p>
-      <w:pPr>
-        <w:pStyle w:val="Ttulo4"/>
-      </w:pPr>
-      <w:r>
-        <w:t xml:space="preserve">Lista Productos (Auditor, Supervisor, Manaudi) — </w:t>
+      <w:r>
+        <w:t>Detalles del formulario:</w:t>
+      </w:r>
+    </w:p>
+    <w:p>
+      <w:pPr>
+        <w:pStyle w:val="Listaconvietas"/>
+      </w:pPr>
+      <w:r>
+        <w:t xml:space="preserve">El </w:t>
+      </w:r>
+      <w:r>
+        <w:rPr>
+          <w:b/>
+        </w:rPr>
+        <w:t>código</w:t>
+      </w:r>
+      <w:r>
+        <w:t xml:space="preserve"> admite solo letras, números y guiones; otros caracteres (como </w:t>
       </w:r>
       <w:r>
         <w:rPr>
           <w:rFonts w:ascii="Consolas" w:eastAsia="Consolas" w:hAnsi="Consolas"/>
           <w:color w:val="C0392B"/>
         </w:rPr>
-        <w:t>/productos/lista_productos/</w:t>
-      </w:r>
-    </w:p>
-    <w:p>
-      <w:r>
-        <w:t xml:space="preserve">Tabla completa de la empresa con búsqueda, ordenamiento y paginación. Botones para </w:t>
+        <w:t>_</w:t>
+      </w:r>
+      <w:r>
+        <w:t>) se eliminan al escribir.</w:t>
+      </w:r>
+    </w:p>
+    <w:p>
+      <w:pPr>
+        <w:pStyle w:val="Listaconvietas"/>
+      </w:pPr>
+      <w:r>
+        <w:t xml:space="preserve">El </w:t>
       </w:r>
       <w:r>
         <w:rPr>
           <w:b/>
         </w:rPr>
-        <w:t>copiar, exportar a CSV / Excel / PDF e imprimir</w:t>
-      </w:r>
-      <w:r>
-        <w:t xml:space="preserve">. Los supervisores ven además el botón de </w:t>
-      </w:r>
-      <w:r>
-        <w:rPr>
-          <w:b/>
-        </w:rPr>
-        <w:t>editar</w:t>
-      </w:r>
-      <w:r>
-        <w:t xml:space="preserve"> en cada fila.</w:t>
-      </w:r>
-    </w:p>
-    <w:p>
-      <w:pPr>
-        <w:pStyle w:val="Ttulo4"/>
-      </w:pPr>
-      <w:r>
-        <w:t xml:space="preserve">Búsqueda Productos (Encargado y superiores) — </w:t>
+        <w:t>precio</w:t>
+      </w:r>
+      <w:r>
+        <w:t xml:space="preserve"> se escribe con sus decimales (por ejemplo </w:t>
       </w:r>
       <w:r>
         <w:rPr>
           <w:rFonts w:ascii="Consolas" w:eastAsia="Consolas" w:hAnsi="Consolas"/>
           <w:color w:val="C0392B"/>
         </w:rPr>
-        <w:t>/productos/busqueda/</w:t>
-      </w:r>
-    </w:p>
-    <w:p>
-      <w:r>
-        <w:t xml:space="preserve">Escriba parte del código, código auxiliar, EAN, modelo, nombre o descripción y/o elija una categoría; pulse </w:t>
-      </w:r>
-      <w:r>
-        <w:rPr>
-          <w:b/>
-        </w:rPr>
-        <w:t>Buscar</w:t>
-      </w:r>
-      <w:r>
-        <w:t>. Sin filtros no se muestran resultados. En cada resultado, según el rol:</w:t>
-      </w:r>
-    </w:p>
-    <w:p>
-      <w:pPr>
-        <w:pStyle w:val="Listaconvietas"/>
-      </w:pPr>
-      <w:r>
-        <w:t xml:space="preserve">Editar </w:t>
-      </w:r>
-      <w:r>
-        <w:rPr>
-          <w:b/>
-        </w:rPr>
-        <w:t>Editar</w:t>
-      </w:r>
-      <w:r>
-        <w:t xml:space="preserve"> (Supervisor).</w:t>
-      </w:r>
-    </w:p>
-    <w:p>
-      <w:pPr>
-        <w:pStyle w:val="Listaconvietas"/>
-      </w:pPr>
-      <w:r>
-        <w:t xml:space="preserve">Desactivar </w:t>
-      </w:r>
-      <w:r>
-        <w:rPr>
-          <w:b/>
-        </w:rPr>
-        <w:t>Desactivar</w:t>
-      </w:r>
-      <w:r>
-        <w:t xml:space="preserve"> / ✓ </w:t>
-      </w:r>
-      <w:r>
-        <w:rPr>
-          <w:b/>
-        </w:rPr>
-        <w:t>Activar</w:t>
-      </w:r>
-      <w:r>
-        <w:t xml:space="preserve"> (Manaudi). Pide confirmación. Un producto inactivo se muestra en gris; sigue apareciendo en listas y selectores (con su estado), pero indica que ya no se comercializa.</w:t>
-      </w:r>
-    </w:p>
-    <w:p>
-      <w:pPr>
-        <w:pStyle w:val="Ttulo4"/>
-      </w:pPr>
-      <w:r>
-        <w:t xml:space="preserve">Editar Producto (Supervisor) — </w:t>
+        <w:t>450.00</w:t>
+      </w:r>
+      <w:r>
+        <w:t xml:space="preserve">). Si se teclean solo dígitos, el campo los interpreta como centavos: </w:t>
       </w:r>
       <w:r>
         <w:rPr>
           <w:rFonts w:ascii="Consolas" w:eastAsia="Consolas" w:hAnsi="Consolas"/>
           <w:color w:val="C0392B"/>
         </w:rPr>
+        <w:t>450</w:t>
+      </w:r>
+      <w:r>
+        <w:t xml:space="preserve"> se convierte en </w:t>
+      </w:r>
+      <w:r>
+        <w:rPr>
+          <w:rFonts w:ascii="Consolas" w:eastAsia="Consolas" w:hAnsi="Consolas"/>
+          <w:color w:val="C0392B"/>
+        </w:rPr>
+        <w:t>4.50</w:t>
+      </w:r>
+      <w:r>
+        <w:t>.</w:t>
+      </w:r>
+    </w:p>
+    <w:p>
+      <w:pPr>
+        <w:pStyle w:val="Listaconvietas"/>
+      </w:pPr>
+      <w:r>
+        <w:t xml:space="preserve">El </w:t>
+      </w:r>
+      <w:r>
+        <w:rPr>
+          <w:b/>
+        </w:rPr>
+        <w:t>código EAN-13</w:t>
+      </w:r>
+      <w:r>
+        <w:t xml:space="preserve"> se valida con su dígito verificador; si no es válido aparece un aviso en rojo (el sistema igual permite guardar, pero conviene corregirlo).</w:t>
+      </w:r>
+    </w:p>
+    <w:p>
+      <w:pPr>
+        <w:jc w:val="center"/>
+      </w:pPr>
+      <w:r>
+        <w:rPr>
+          <w:noProof/>
+        </w:rPr>
+        <w:drawing>
+          <wp:inline distT="0" distB="0" distL="0" distR="0" wp14:anchorId="6449E7A6" wp14:editId="0248B016">
+            <wp:extent cx="5580000" cy="2483954"/>
+            <wp:effectExtent l="0" t="0" r="0" b="0"/>
+            <wp:docPr id="10" name="Picture 10"/>
+            <wp:cNvGraphicFramePr>
+              <a:graphicFrameLocks xmlns:a="http://schemas.openxmlformats.org/drawingml/2006/main" noChangeAspect="1"/>
+            </wp:cNvGraphicFramePr>
+            <a:graphic xmlns:a="http://schemas.openxmlformats.org/drawingml/2006/main">
+              <a:graphicData uri="http://schemas.openxmlformats.org/drawingml/2006/picture">
+                <pic:pic xmlns:pic="http://schemas.openxmlformats.org/drawingml/2006/picture">
+                  <pic:nvPicPr>
+                    <pic:cNvPr id="0" name="16_nuevo_producto_lleno.jpg"/>
+                    <pic:cNvPicPr/>
+                  </pic:nvPicPr>
+                  <pic:blipFill>
+                    <a:blip r:embed="rId17"/>
+                    <a:stretch>
+                      <a:fillRect/>
+                    </a:stretch>
+                  </pic:blipFill>
+                  <pic:spPr>
+                    <a:xfrm>
+                      <a:off x="0" y="0"/>
+                      <a:ext cx="5580000" cy="2483954"/>
+                    </a:xfrm>
+                    <a:prstGeom prst="rect">
+                      <a:avLst/>
+                    </a:prstGeom>
+                  </pic:spPr>
+                </pic:pic>
+              </a:graphicData>
+            </a:graphic>
+          </wp:inline>
+        </w:drawing>
+      </w:r>
+    </w:p>
+    <w:p>
+      <w:pPr>
+        <w:jc w:val="center"/>
+      </w:pPr>
+      <w:r>
+        <w:rPr>
+          <w:i/>
+          <w:color w:val="595959"/>
+          <w:sz w:val="18"/>
+        </w:rPr>
+        <w:t>Formulario de nuevo producto completo</w:t>
+      </w:r>
+    </w:p>
+    <w:p>
+      <w:pPr>
+        <w:pStyle w:val="Ttulo4"/>
+      </w:pPr>
+      <w:r>
+        <w:t xml:space="preserve">Lista Productos (Auditor, Supervisor, Manaudi) — </w:t>
+      </w:r>
+      <w:r>
+        <w:rPr>
+          <w:rFonts w:ascii="Consolas" w:eastAsia="Consolas" w:hAnsi="Consolas"/>
+          <w:color w:val="C0392B"/>
+        </w:rPr>
+        <w:t>/productos/lista_productos/</w:t>
+      </w:r>
+    </w:p>
+    <w:p>
+      <w:r>
+        <w:t xml:space="preserve">Tabla completa de la empresa con búsqueda, ordenamiento y paginación. Botones para </w:t>
+      </w:r>
+      <w:r>
+        <w:rPr>
+          <w:b/>
+        </w:rPr>
+        <w:t>copiar, exportar a CSV / Excel / PDF e imprimir</w:t>
+      </w:r>
+      <w:r>
+        <w:t xml:space="preserve">. Los supervisores ven además el botón de </w:t>
+      </w:r>
+      <w:r>
+        <w:rPr>
+          <w:b/>
+        </w:rPr>
+        <w:t>editar</w:t>
+      </w:r>
+      <w:r>
+        <w:t xml:space="preserve"> en cada fila y el acceso a </w:t>
+      </w:r>
+      <w:r>
+        <w:rPr>
+          <w:b/>
+        </w:rPr>
+        <w:t>Nuevo Producto</w:t>
+      </w:r>
+      <w:r>
+        <w:t>.</w:t>
+      </w:r>
+    </w:p>
+    <w:p>
+      <w:pPr>
+        <w:jc w:val="center"/>
+      </w:pPr>
+      <w:r>
+        <w:rPr>
+          <w:noProof/>
+        </w:rPr>
+        <w:drawing>
+          <wp:inline distT="0" distB="0" distL="0" distR="0" wp14:anchorId="3997FB3B" wp14:editId="168DEBF7">
+            <wp:extent cx="5580000" cy="2483954"/>
+            <wp:effectExtent l="0" t="0" r="0" b="0"/>
+            <wp:docPr id="11" name="Picture 11"/>
+            <wp:cNvGraphicFramePr>
+              <a:graphicFrameLocks xmlns:a="http://schemas.openxmlformats.org/drawingml/2006/main" noChangeAspect="1"/>
+            </wp:cNvGraphicFramePr>
+            <a:graphic xmlns:a="http://schemas.openxmlformats.org/drawingml/2006/main">
+              <a:graphicData uri="http://schemas.openxmlformats.org/drawingml/2006/picture">
+                <pic:pic xmlns:pic="http://schemas.openxmlformats.org/drawingml/2006/picture">
+                  <pic:nvPicPr>
+                    <pic:cNvPr id="0" name="17_lista_productos_supervisor.jpg"/>
+                    <pic:cNvPicPr/>
+                  </pic:nvPicPr>
+                  <pic:blipFill>
+                    <a:blip r:embed="rId18"/>
+                    <a:stretch>
+                      <a:fillRect/>
+                    </a:stretch>
+                  </pic:blipFill>
+                  <pic:spPr>
+                    <a:xfrm>
+                      <a:off x="0" y="0"/>
+                      <a:ext cx="5580000" cy="2483954"/>
+                    </a:xfrm>
+                    <a:prstGeom prst="rect">
+                      <a:avLst/>
+                    </a:prstGeom>
+                  </pic:spPr>
+                </pic:pic>
+              </a:graphicData>
+            </a:graphic>
+          </wp:inline>
+        </w:drawing>
+      </w:r>
+    </w:p>
+    <w:p>
+      <w:pPr>
+        <w:jc w:val="center"/>
+      </w:pPr>
+      <w:r>
+        <w:rPr>
+          <w:i/>
+          <w:color w:val="595959"/>
+          <w:sz w:val="18"/>
+        </w:rPr>
+        <w:t>Lista de productos vista por un supervisor</w:t>
+      </w:r>
+    </w:p>
+    <w:p>
+      <w:pPr>
+        <w:pStyle w:val="Ttulo4"/>
+      </w:pPr>
+      <w:r>
+        <w:t xml:space="preserve">Búsqueda Productos (Encargado y superiores) — </w:t>
+      </w:r>
+      <w:r>
+        <w:rPr>
+          <w:rFonts w:ascii="Consolas" w:eastAsia="Consolas" w:hAnsi="Consolas"/>
+          <w:color w:val="C0392B"/>
+        </w:rPr>
+        <w:t>/productos/busqueda/</w:t>
+      </w:r>
+    </w:p>
+    <w:p>
+      <w:r>
+        <w:t xml:space="preserve">Escriba parte del código, código auxiliar, EAN, modelo, nombre o descripción y/o elija una categoría; pulse </w:t>
+      </w:r>
+      <w:r>
+        <w:rPr>
+          <w:b/>
+        </w:rPr>
+        <w:t>Buscar</w:t>
+      </w:r>
+      <w:r>
+        <w:t>. Sin filtros no se muestran resultados. En cada resultado, según el rol:</w:t>
+      </w:r>
+    </w:p>
+    <w:p>
+      <w:pPr>
+        <w:pStyle w:val="Listaconvietas"/>
+      </w:pPr>
+      <w:r>
+        <w:t xml:space="preserve">Editar </w:t>
+      </w:r>
+      <w:r>
+        <w:rPr>
+          <w:b/>
+        </w:rPr>
+        <w:t>Editar</w:t>
+      </w:r>
+      <w:r>
+        <w:t xml:space="preserve"> (Supervisor).</w:t>
+      </w:r>
+    </w:p>
+    <w:p>
+      <w:pPr>
+        <w:pStyle w:val="Listaconvietas"/>
+      </w:pPr>
+      <w:r>
+        <w:t xml:space="preserve">Desactivar </w:t>
+      </w:r>
+      <w:r>
+        <w:rPr>
+          <w:b/>
+        </w:rPr>
+        <w:t>Desactivar</w:t>
+      </w:r>
+      <w:r>
+        <w:t xml:space="preserve"> / ✓ </w:t>
+      </w:r>
+      <w:r>
+        <w:rPr>
+          <w:b/>
+        </w:rPr>
+        <w:t>Activar</w:t>
+      </w:r>
+      <w:r>
+        <w:t xml:space="preserve"> (Manaudi). Pide confirmación. Un producto inactivo se muestra en gris; sigue apareciendo en listas y selectores (con su estado), pero indica que ya no se comercializa.</w:t>
+      </w:r>
+    </w:p>
+    <w:p>
+      <w:pPr>
+        <w:jc w:val="center"/>
+      </w:pPr>
+      <w:r>
+        <w:rPr>
+          <w:noProof/>
+        </w:rPr>
+        <w:drawing>
+          <wp:inline distT="0" distB="0" distL="0" distR="0" wp14:anchorId="5DA231EE" wp14:editId="32625114">
+            <wp:extent cx="5580000" cy="2483954"/>
+            <wp:effectExtent l="0" t="0" r="0" b="0"/>
+            <wp:docPr id="12" name="Picture 12"/>
+            <wp:cNvGraphicFramePr>
+              <a:graphicFrameLocks xmlns:a="http://schemas.openxmlformats.org/drawingml/2006/main" noChangeAspect="1"/>
+            </wp:cNvGraphicFramePr>
+            <a:graphic xmlns:a="http://schemas.openxmlformats.org/drawingml/2006/main">
+              <a:graphicData uri="http://schemas.openxmlformats.org/drawingml/2006/picture">
+                <pic:pic xmlns:pic="http://schemas.openxmlformats.org/drawingml/2006/picture">
+                  <pic:nvPicPr>
+                    <pic:cNvPr id="0" name="13_busqueda_inactivo.jpg"/>
+                    <pic:cNvPicPr/>
+                  </pic:nvPicPr>
+                  <pic:blipFill>
+                    <a:blip r:embed="rId19"/>
+                    <a:stretch>
+                      <a:fillRect/>
+                    </a:stretch>
+                  </pic:blipFill>
+                  <pic:spPr>
+                    <a:xfrm>
+                      <a:off x="0" y="0"/>
+                      <a:ext cx="5580000" cy="2483954"/>
+                    </a:xfrm>
+                    <a:prstGeom prst="rect">
+                      <a:avLst/>
+                    </a:prstGeom>
+                  </pic:spPr>
+                </pic:pic>
+              </a:graphicData>
+            </a:graphic>
+          </wp:inline>
+        </w:drawing>
+      </w:r>
+    </w:p>
+    <w:p>
+      <w:pPr>
+        <w:jc w:val="center"/>
+      </w:pPr>
+      <w:r>
+        <w:rPr>
+          <w:i/>
+          <w:color w:val="595959"/>
+          <w:sz w:val="18"/>
+        </w:rPr>
+        <w:t>Resultado de búsqueda con un producto inactivo y sus acciones (Manaudi)</w:t>
+      </w:r>
+    </w:p>
+    <w:p>
+      <w:pPr>
+        <w:pStyle w:val="Ttulo4"/>
+      </w:pPr>
+      <w:r>
+        <w:t xml:space="preserve">Editar Producto (Supervisor) — </w:t>
+      </w:r>
+      <w:r>
+        <w:rPr>
+          <w:rFonts w:ascii="Consolas" w:eastAsia="Consolas" w:hAnsi="Consolas"/>
+          <w:color w:val="C0392B"/>
+        </w:rPr>
         <w:t>/productos/editar/&lt;id&gt;/</w:t>
       </w:r>
     </w:p>
@@ -9318,7 +10117,7 @@
       <w:pPr>
         <w:pStyle w:val="Ttulo3"/>
       </w:pPr>
-      <w:bookmarkStart w:id="18" w:name="_Toc243776940"/>
+      <w:bookmarkStart w:id="18" w:name="_Toc243779771"/>
       <w:r>
         <w:t>3.6 Mantenimiento Inventario (rol Encargado y superiores)</w:t>
       </w:r>
@@ -9600,6 +10399,122 @@
     </w:p>
     <w:p>
       <w:pPr>
+        <w:jc w:val="center"/>
+      </w:pPr>
+      <w:r>
+        <w:rPr>
+          <w:noProof/>
+        </w:rPr>
+        <w:drawing>
+          <wp:inline distT="0" distB="0" distL="0" distR="0" wp14:anchorId="00CD2909" wp14:editId="59ABFDA8">
+            <wp:extent cx="5580000" cy="2483954"/>
+            <wp:effectExtent l="0" t="0" r="0" b="0"/>
+            <wp:docPr id="13" name="Picture 13"/>
+            <wp:cNvGraphicFramePr>
+              <a:graphicFrameLocks xmlns:a="http://schemas.openxmlformats.org/drawingml/2006/main" noChangeAspect="1"/>
+            </wp:cNvGraphicFramePr>
+            <a:graphic xmlns:a="http://schemas.openxmlformats.org/drawingml/2006/main">
+              <a:graphicData uri="http://schemas.openxmlformats.org/drawingml/2006/picture">
+                <pic:pic xmlns:pic="http://schemas.openxmlformats.org/drawingml/2006/picture">
+                  <pic:nvPicPr>
+                    <pic:cNvPr id="0" name="19_movimiento_entrada.jpg"/>
+                    <pic:cNvPicPr/>
+                  </pic:nvPicPr>
+                  <pic:blipFill>
+                    <a:blip r:embed="rId20"/>
+                    <a:stretch>
+                      <a:fillRect/>
+                    </a:stretch>
+                  </pic:blipFill>
+                  <pic:spPr>
+                    <a:xfrm>
+                      <a:off x="0" y="0"/>
+                      <a:ext cx="5580000" cy="2483954"/>
+                    </a:xfrm>
+                    <a:prstGeom prst="rect">
+                      <a:avLst/>
+                    </a:prstGeom>
+                  </pic:spPr>
+                </pic:pic>
+              </a:graphicData>
+            </a:graphic>
+          </wp:inline>
+        </w:drawing>
+      </w:r>
+    </w:p>
+    <w:p>
+      <w:pPr>
+        <w:jc w:val="center"/>
+      </w:pPr>
+      <w:r>
+        <w:rPr>
+          <w:i/>
+          <w:color w:val="595959"/>
+          <w:sz w:val="18"/>
+        </w:rPr>
+        <w:t>Registro de una entrada</w:t>
+      </w:r>
+    </w:p>
+    <w:p>
+      <w:pPr>
+        <w:jc w:val="center"/>
+      </w:pPr>
+      <w:r>
+        <w:rPr>
+          <w:noProof/>
+        </w:rPr>
+        <w:drawing>
+          <wp:inline distT="0" distB="0" distL="0" distR="0" wp14:anchorId="362F097F" wp14:editId="458C2EEB">
+            <wp:extent cx="5580000" cy="2483954"/>
+            <wp:effectExtent l="0" t="0" r="0" b="0"/>
+            <wp:docPr id="14" name="Picture 14"/>
+            <wp:cNvGraphicFramePr>
+              <a:graphicFrameLocks xmlns:a="http://schemas.openxmlformats.org/drawingml/2006/main" noChangeAspect="1"/>
+            </wp:cNvGraphicFramePr>
+            <a:graphic xmlns:a="http://schemas.openxmlformats.org/drawingml/2006/main">
+              <a:graphicData uri="http://schemas.openxmlformats.org/drawingml/2006/picture">
+                <pic:pic xmlns:pic="http://schemas.openxmlformats.org/drawingml/2006/picture">
+                  <pic:nvPicPr>
+                    <pic:cNvPr id="0" name="21_movimiento_stock_insuficiente.jpg"/>
+                    <pic:cNvPicPr/>
+                  </pic:nvPicPr>
+                  <pic:blipFill>
+                    <a:blip r:embed="rId21"/>
+                    <a:stretch>
+                      <a:fillRect/>
+                    </a:stretch>
+                  </pic:blipFill>
+                  <pic:spPr>
+                    <a:xfrm>
+                      <a:off x="0" y="0"/>
+                      <a:ext cx="5580000" cy="2483954"/>
+                    </a:xfrm>
+                    <a:prstGeom prst="rect">
+                      <a:avLst/>
+                    </a:prstGeom>
+                  </pic:spPr>
+                </pic:pic>
+              </a:graphicData>
+            </a:graphic>
+          </wp:inline>
+        </w:drawing>
+      </w:r>
+    </w:p>
+    <w:p>
+      <w:pPr>
+        <w:jc w:val="center"/>
+      </w:pPr>
+      <w:r>
+        <w:rPr>
+          <w:i/>
+          <w:color w:val="595959"/>
+          <w:sz w:val="18"/>
+        </w:rPr>
+        <w:t>Salida rechazada por stock insuficiente</w:t>
+      </w:r>
+    </w:p>
+    <w:p>
+      <w:pPr>
         <w:pStyle w:val="Ttulo4"/>
       </w:pPr>
       <w:r>
@@ -9730,6 +10645,122 @@
     </w:p>
     <w:p>
       <w:pPr>
+        <w:jc w:val="center"/>
+      </w:pPr>
+      <w:r>
+        <w:rPr>
+          <w:noProof/>
+        </w:rPr>
+        <w:drawing>
+          <wp:inline distT="0" distB="0" distL="0" distR="0" wp14:anchorId="2DF0C8C9" wp14:editId="09539194">
+            <wp:extent cx="5580000" cy="2483954"/>
+            <wp:effectExtent l="0" t="0" r="0" b="0"/>
+            <wp:docPr id="15" name="Picture 15"/>
+            <wp:cNvGraphicFramePr>
+              <a:graphicFrameLocks xmlns:a="http://schemas.openxmlformats.org/drawingml/2006/main" noChangeAspect="1"/>
+            </wp:cNvGraphicFramePr>
+            <a:graphic xmlns:a="http://schemas.openxmlformats.org/drawingml/2006/main">
+              <a:graphicData uri="http://schemas.openxmlformats.org/drawingml/2006/picture">
+                <pic:pic xmlns:pic="http://schemas.openxmlformats.org/drawingml/2006/picture">
+                  <pic:nvPicPr>
+                    <pic:cNvPr id="0" name="22_traslado_formulario.jpg"/>
+                    <pic:cNvPicPr/>
+                  </pic:nvPicPr>
+                  <pic:blipFill>
+                    <a:blip r:embed="rId22"/>
+                    <a:stretch>
+                      <a:fillRect/>
+                    </a:stretch>
+                  </pic:blipFill>
+                  <pic:spPr>
+                    <a:xfrm>
+                      <a:off x="0" y="0"/>
+                      <a:ext cx="5580000" cy="2483954"/>
+                    </a:xfrm>
+                    <a:prstGeom prst="rect">
+                      <a:avLst/>
+                    </a:prstGeom>
+                  </pic:spPr>
+                </pic:pic>
+              </a:graphicData>
+            </a:graphic>
+          </wp:inline>
+        </w:drawing>
+      </w:r>
+    </w:p>
+    <w:p>
+      <w:pPr>
+        <w:jc w:val="center"/>
+      </w:pPr>
+      <w:r>
+        <w:rPr>
+          <w:i/>
+          <w:color w:val="595959"/>
+          <w:sz w:val="18"/>
+        </w:rPr>
+        <w:t>Formulario de traslado</w:t>
+      </w:r>
+    </w:p>
+    <w:p>
+      <w:pPr>
+        <w:jc w:val="center"/>
+      </w:pPr>
+      <w:r>
+        <w:rPr>
+          <w:noProof/>
+        </w:rPr>
+        <w:drawing>
+          <wp:inline distT="0" distB="0" distL="0" distR="0" wp14:anchorId="660483F9" wp14:editId="5647E3E9">
+            <wp:extent cx="5580000" cy="2483954"/>
+            <wp:effectExtent l="0" t="0" r="0" b="0"/>
+            <wp:docPr id="16" name="Picture 16"/>
+            <wp:cNvGraphicFramePr>
+              <a:graphicFrameLocks xmlns:a="http://schemas.openxmlformats.org/drawingml/2006/main" noChangeAspect="1"/>
+            </wp:cNvGraphicFramePr>
+            <a:graphic xmlns:a="http://schemas.openxmlformats.org/drawingml/2006/main">
+              <a:graphicData uri="http://schemas.openxmlformats.org/drawingml/2006/picture">
+                <pic:pic xmlns:pic="http://schemas.openxmlformats.org/drawingml/2006/picture">
+                  <pic:nvPicPr>
+                    <pic:cNvPr id="0" name="24_traslados_recientes.jpg"/>
+                    <pic:cNvPicPr/>
+                  </pic:nvPicPr>
+                  <pic:blipFill>
+                    <a:blip r:embed="rId23"/>
+                    <a:stretch>
+                      <a:fillRect/>
+                    </a:stretch>
+                  </pic:blipFill>
+                  <pic:spPr>
+                    <a:xfrm>
+                      <a:off x="0" y="0"/>
+                      <a:ext cx="5580000" cy="2483954"/>
+                    </a:xfrm>
+                    <a:prstGeom prst="rect">
+                      <a:avLst/>
+                    </a:prstGeom>
+                  </pic:spPr>
+                </pic:pic>
+              </a:graphicData>
+            </a:graphic>
+          </wp:inline>
+        </w:drawing>
+      </w:r>
+    </w:p>
+    <w:p>
+      <w:pPr>
+        <w:jc w:val="center"/>
+      </w:pPr>
+      <w:r>
+        <w:rPr>
+          <w:i/>
+          <w:color w:val="595959"/>
+          <w:sz w:val="18"/>
+        </w:rPr>
+        <w:t>Traslados recientes con su estado</w:t>
+      </w:r>
+    </w:p>
+    <w:p>
+      <w:pPr>
         <w:pStyle w:val="Ttulo4"/>
       </w:pPr>
       <w:r>
@@ -9847,6 +10878,122 @@
     </w:p>
     <w:p>
       <w:pPr>
+        <w:jc w:val="center"/>
+      </w:pPr>
+      <w:r>
+        <w:rPr>
+          <w:noProof/>
+        </w:rPr>
+        <w:drawing>
+          <wp:inline distT="0" distB="0" distL="0" distR="0" wp14:anchorId="1EFF5689" wp14:editId="44A78708">
+            <wp:extent cx="5580000" cy="2483954"/>
+            <wp:effectExtent l="0" t="0" r="0" b="0"/>
+            <wp:docPr id="17" name="Picture 17"/>
+            <wp:cNvGraphicFramePr>
+              <a:graphicFrameLocks xmlns:a="http://schemas.openxmlformats.org/drawingml/2006/main" noChangeAspect="1"/>
+            </wp:cNvGraphicFramePr>
+            <a:graphic xmlns:a="http://schemas.openxmlformats.org/drawingml/2006/main">
+              <a:graphicData uri="http://schemas.openxmlformats.org/drawingml/2006/picture">
+                <pic:pic xmlns:pic="http://schemas.openxmlformats.org/drawingml/2006/picture">
+                  <pic:nvPicPr>
+                    <pic:cNvPr id="0" name="30_acuse_recibo.jpg"/>
+                    <pic:cNvPicPr/>
+                  </pic:nvPicPr>
+                  <pic:blipFill>
+                    <a:blip r:embed="rId24"/>
+                    <a:stretch>
+                      <a:fillRect/>
+                    </a:stretch>
+                  </pic:blipFill>
+                  <pic:spPr>
+                    <a:xfrm>
+                      <a:off x="0" y="0"/>
+                      <a:ext cx="5580000" cy="2483954"/>
+                    </a:xfrm>
+                    <a:prstGeom prst="rect">
+                      <a:avLst/>
+                    </a:prstGeom>
+                  </pic:spPr>
+                </pic:pic>
+              </a:graphicData>
+            </a:graphic>
+          </wp:inline>
+        </w:drawing>
+      </w:r>
+    </w:p>
+    <w:p>
+      <w:pPr>
+        <w:jc w:val="center"/>
+      </w:pPr>
+      <w:r>
+        <w:rPr>
+          <w:i/>
+          <w:color w:val="595959"/>
+          <w:sz w:val="18"/>
+        </w:rPr>
+        <w:t>Acuse Recibo visto por el encargado de la sucursal destino</w:t>
+      </w:r>
+    </w:p>
+    <w:p>
+      <w:pPr>
+        <w:jc w:val="center"/>
+      </w:pPr>
+      <w:r>
+        <w:rPr>
+          <w:noProof/>
+        </w:rPr>
+        <w:drawing>
+          <wp:inline distT="0" distB="0" distL="0" distR="0" wp14:anchorId="69F41FC3" wp14:editId="55735E38">
+            <wp:extent cx="5580000" cy="2483954"/>
+            <wp:effectExtent l="0" t="0" r="0" b="0"/>
+            <wp:docPr id="18" name="Picture 18"/>
+            <wp:cNvGraphicFramePr>
+              <a:graphicFrameLocks xmlns:a="http://schemas.openxmlformats.org/drawingml/2006/main" noChangeAspect="1"/>
+            </wp:cNvGraphicFramePr>
+            <a:graphic xmlns:a="http://schemas.openxmlformats.org/drawingml/2006/main">
+              <a:graphicData uri="http://schemas.openxmlformats.org/drawingml/2006/picture">
+                <pic:pic xmlns:pic="http://schemas.openxmlformats.org/drawingml/2006/picture">
+                  <pic:nvPicPr>
+                    <pic:cNvPr id="0" name="31_confirmar_recepcion.jpg"/>
+                    <pic:cNvPicPr/>
+                  </pic:nvPicPr>
+                  <pic:blipFill>
+                    <a:blip r:embed="rId25"/>
+                    <a:stretch>
+                      <a:fillRect/>
+                    </a:stretch>
+                  </pic:blipFill>
+                  <pic:spPr>
+                    <a:xfrm>
+                      <a:off x="0" y="0"/>
+                      <a:ext cx="5580000" cy="2483954"/>
+                    </a:xfrm>
+                    <a:prstGeom prst="rect">
+                      <a:avLst/>
+                    </a:prstGeom>
+                  </pic:spPr>
+                </pic:pic>
+              </a:graphicData>
+            </a:graphic>
+          </wp:inline>
+        </w:drawing>
+      </w:r>
+    </w:p>
+    <w:p>
+      <w:pPr>
+        <w:jc w:val="center"/>
+      </w:pPr>
+      <w:r>
+        <w:rPr>
+          <w:i/>
+          <w:color w:val="595959"/>
+          <w:sz w:val="18"/>
+        </w:rPr>
+        <w:t>Confirmación de la cantidad recibida</w:t>
+      </w:r>
+    </w:p>
+    <w:p>
+      <w:pPr>
         <w:pStyle w:val="Ttulo4"/>
       </w:pPr>
       <w:r>
@@ -9936,9 +11083,125 @@
     </w:p>
     <w:p>
       <w:pPr>
+        <w:jc w:val="center"/>
+      </w:pPr>
+      <w:r>
+        <w:rPr>
+          <w:noProof/>
+        </w:rPr>
+        <w:drawing>
+          <wp:inline distT="0" distB="0" distL="0" distR="0" wp14:anchorId="45F27724" wp14:editId="01D17008">
+            <wp:extent cx="5580000" cy="2483954"/>
+            <wp:effectExtent l="0" t="0" r="0" b="0"/>
+            <wp:docPr id="19" name="Picture 19"/>
+            <wp:cNvGraphicFramePr>
+              <a:graphicFrameLocks xmlns:a="http://schemas.openxmlformats.org/drawingml/2006/main" noChangeAspect="1"/>
+            </wp:cNvGraphicFramePr>
+            <a:graphic xmlns:a="http://schemas.openxmlformats.org/drawingml/2006/main">
+              <a:graphicData uri="http://schemas.openxmlformats.org/drawingml/2006/picture">
+                <pic:pic xmlns:pic="http://schemas.openxmlformats.org/drawingml/2006/picture">
+                  <pic:nvPicPr>
+                    <pic:cNvPr id="0" name="25_movimientos_producto.jpg"/>
+                    <pic:cNvPicPr/>
+                  </pic:nvPicPr>
+                  <pic:blipFill>
+                    <a:blip r:embed="rId26"/>
+                    <a:stretch>
+                      <a:fillRect/>
+                    </a:stretch>
+                  </pic:blipFill>
+                  <pic:spPr>
+                    <a:xfrm>
+                      <a:off x="0" y="0"/>
+                      <a:ext cx="5580000" cy="2483954"/>
+                    </a:xfrm>
+                    <a:prstGeom prst="rect">
+                      <a:avLst/>
+                    </a:prstGeom>
+                  </pic:spPr>
+                </pic:pic>
+              </a:graphicData>
+            </a:graphic>
+          </wp:inline>
+        </w:drawing>
+      </w:r>
+    </w:p>
+    <w:p>
+      <w:pPr>
+        <w:jc w:val="center"/>
+      </w:pPr>
+      <w:r>
+        <w:rPr>
+          <w:i/>
+          <w:color w:val="595959"/>
+          <w:sz w:val="18"/>
+        </w:rPr>
+        <w:t>Movimientos por producto (kardex)</w:t>
+      </w:r>
+    </w:p>
+    <w:p>
+      <w:pPr>
+        <w:jc w:val="center"/>
+      </w:pPr>
+      <w:r>
+        <w:rPr>
+          <w:noProof/>
+        </w:rPr>
+        <w:drawing>
+          <wp:inline distT="0" distB="0" distL="0" distR="0" wp14:anchorId="5AC38F1D" wp14:editId="1B562BD3">
+            <wp:extent cx="5580000" cy="2483954"/>
+            <wp:effectExtent l="0" t="0" r="0" b="0"/>
+            <wp:docPr id="20" name="Picture 20"/>
+            <wp:cNvGraphicFramePr>
+              <a:graphicFrameLocks xmlns:a="http://schemas.openxmlformats.org/drawingml/2006/main" noChangeAspect="1"/>
+            </wp:cNvGraphicFramePr>
+            <a:graphic xmlns:a="http://schemas.openxmlformats.org/drawingml/2006/main">
+              <a:graphicData uri="http://schemas.openxmlformats.org/drawingml/2006/picture">
+                <pic:pic xmlns:pic="http://schemas.openxmlformats.org/drawingml/2006/picture">
+                  <pic:nvPicPr>
+                    <pic:cNvPr id="0" name="26_movimientos_empresa.jpg"/>
+                    <pic:cNvPicPr/>
+                  </pic:nvPicPr>
+                  <pic:blipFill>
+                    <a:blip r:embed="rId27"/>
+                    <a:stretch>
+                      <a:fillRect/>
+                    </a:stretch>
+                  </pic:blipFill>
+                  <pic:spPr>
+                    <a:xfrm>
+                      <a:off x="0" y="0"/>
+                      <a:ext cx="5580000" cy="2483954"/>
+                    </a:xfrm>
+                    <a:prstGeom prst="rect">
+                      <a:avLst/>
+                    </a:prstGeom>
+                  </pic:spPr>
+                </pic:pic>
+              </a:graphicData>
+            </a:graphic>
+          </wp:inline>
+        </w:drawing>
+      </w:r>
+    </w:p>
+    <w:p>
+      <w:pPr>
+        <w:jc w:val="center"/>
+      </w:pPr>
+      <w:r>
+        <w:rPr>
+          <w:i/>
+          <w:color w:val="595959"/>
+          <w:sz w:val="18"/>
+        </w:rPr>
+        <w:t>Movimientos por empresa</w:t>
+      </w:r>
+    </w:p>
+    <w:p>
+      <w:pPr>
         <w:pStyle w:val="Ttulo3"/>
       </w:pPr>
-      <w:bookmarkStart w:id="19" w:name="_Toc243776941"/>
+      <w:bookmarkStart w:id="19" w:name="_Toc243779772"/>
       <w:r>
         <w:t>3.7 Reportes (rol Auditor y superiores)</w:t>
       </w:r>
@@ -9989,6 +11252,64 @@
     </w:p>
     <w:p>
       <w:pPr>
+        <w:jc w:val="center"/>
+      </w:pPr>
+      <w:r>
+        <w:rPr>
+          <w:noProof/>
+        </w:rPr>
+        <w:drawing>
+          <wp:inline distT="0" distB="0" distL="0" distR="0" wp14:anchorId="53DBF16D" wp14:editId="37C9D025">
+            <wp:extent cx="5580000" cy="2483954"/>
+            <wp:effectExtent l="0" t="0" r="0" b="0"/>
+            <wp:docPr id="21" name="Picture 21"/>
+            <wp:cNvGraphicFramePr>
+              <a:graphicFrameLocks xmlns:a="http://schemas.openxmlformats.org/drawingml/2006/main" noChangeAspect="1"/>
+            </wp:cNvGraphicFramePr>
+            <a:graphic xmlns:a="http://schemas.openxmlformats.org/drawingml/2006/main">
+              <a:graphicData uri="http://schemas.openxmlformats.org/drawingml/2006/picture">
+                <pic:pic xmlns:pic="http://schemas.openxmlformats.org/drawingml/2006/picture">
+                  <pic:nvPicPr>
+                    <pic:cNvPr id="0" name="39_reporte_diario.jpg"/>
+                    <pic:cNvPicPr/>
+                  </pic:nvPicPr>
+                  <pic:blipFill>
+                    <a:blip r:embed="rId28"/>
+                    <a:stretch>
+                      <a:fillRect/>
+                    </a:stretch>
+                  </pic:blipFill>
+                  <pic:spPr>
+                    <a:xfrm>
+                      <a:off x="0" y="0"/>
+                      <a:ext cx="5580000" cy="2483954"/>
+                    </a:xfrm>
+                    <a:prstGeom prst="rect">
+                      <a:avLst/>
+                    </a:prstGeom>
+                  </pic:spPr>
+                </pic:pic>
+              </a:graphicData>
+            </a:graphic>
+          </wp:inline>
+        </w:drawing>
+      </w:r>
+    </w:p>
+    <w:p>
+      <w:pPr>
+        <w:jc w:val="center"/>
+      </w:pPr>
+      <w:r>
+        <w:rPr>
+          <w:i/>
+          <w:color w:val="595959"/>
+          <w:sz w:val="18"/>
+        </w:rPr>
+        <w:t>Reporte de movimientos del día</w:t>
+      </w:r>
+    </w:p>
+    <w:p>
+      <w:pPr>
         <w:pStyle w:val="Ttulo4"/>
       </w:pPr>
       <w:r>
@@ -10069,7 +11390,123 @@
         <w:t>Alertas</w:t>
       </w:r>
       <w:r>
-        <w:t>: productos con cantidad menor o igual al stock mínimo.</w:t>
+        <w:t>: productos con cantidad menor o igual al stock mínimo, con el déficit a reponer.</w:t>
+      </w:r>
+    </w:p>
+    <w:p>
+      <w:pPr>
+        <w:jc w:val="center"/>
+      </w:pPr>
+      <w:r>
+        <w:rPr>
+          <w:noProof/>
+        </w:rPr>
+        <w:drawing>
+          <wp:inline distT="0" distB="0" distL="0" distR="0" wp14:anchorId="5442E459" wp14:editId="253EFA0F">
+            <wp:extent cx="5580000" cy="2483954"/>
+            <wp:effectExtent l="0" t="0" r="0" b="0"/>
+            <wp:docPr id="22" name="Picture 22"/>
+            <wp:cNvGraphicFramePr>
+              <a:graphicFrameLocks xmlns:a="http://schemas.openxmlformats.org/drawingml/2006/main" noChangeAspect="1"/>
+            </wp:cNvGraphicFramePr>
+            <a:graphic xmlns:a="http://schemas.openxmlformats.org/drawingml/2006/main">
+              <a:graphicData uri="http://schemas.openxmlformats.org/drawingml/2006/picture">
+                <pic:pic xmlns:pic="http://schemas.openxmlformats.org/drawingml/2006/picture">
+                  <pic:nvPicPr>
+                    <pic:cNvPr id="0" name="41_valorizado_detalle.jpg"/>
+                    <pic:cNvPicPr/>
+                  </pic:nvPicPr>
+                  <pic:blipFill>
+                    <a:blip r:embed="rId29"/>
+                    <a:stretch>
+                      <a:fillRect/>
+                    </a:stretch>
+                  </pic:blipFill>
+                  <pic:spPr>
+                    <a:xfrm>
+                      <a:off x="0" y="0"/>
+                      <a:ext cx="5580000" cy="2483954"/>
+                    </a:xfrm>
+                    <a:prstGeom prst="rect">
+                      <a:avLst/>
+                    </a:prstGeom>
+                  </pic:spPr>
+                </pic:pic>
+              </a:graphicData>
+            </a:graphic>
+          </wp:inline>
+        </w:drawing>
+      </w:r>
+    </w:p>
+    <w:p>
+      <w:pPr>
+        <w:jc w:val="center"/>
+      </w:pPr>
+      <w:r>
+        <w:rPr>
+          <w:i/>
+          <w:color w:val="595959"/>
+          <w:sz w:val="18"/>
+        </w:rPr>
+        <w:t>Inventario valorizado: detalle</w:t>
+      </w:r>
+    </w:p>
+    <w:p>
+      <w:pPr>
+        <w:jc w:val="center"/>
+      </w:pPr>
+      <w:r>
+        <w:rPr>
+          <w:noProof/>
+        </w:rPr>
+        <w:drawing>
+          <wp:inline distT="0" distB="0" distL="0" distR="0" wp14:anchorId="7C0BCF1D" wp14:editId="6C15782E">
+            <wp:extent cx="5580000" cy="2483954"/>
+            <wp:effectExtent l="0" t="0" r="0" b="0"/>
+            <wp:docPr id="23" name="Picture 23"/>
+            <wp:cNvGraphicFramePr>
+              <a:graphicFrameLocks xmlns:a="http://schemas.openxmlformats.org/drawingml/2006/main" noChangeAspect="1"/>
+            </wp:cNvGraphicFramePr>
+            <a:graphic xmlns:a="http://schemas.openxmlformats.org/drawingml/2006/main">
+              <a:graphicData uri="http://schemas.openxmlformats.org/drawingml/2006/picture">
+                <pic:pic xmlns:pic="http://schemas.openxmlformats.org/drawingml/2006/picture">
+                  <pic:nvPicPr>
+                    <pic:cNvPr id="0" name="44_valorizado_alertas.jpg"/>
+                    <pic:cNvPicPr/>
+                  </pic:nvPicPr>
+                  <pic:blipFill>
+                    <a:blip r:embed="rId30"/>
+                    <a:stretch>
+                      <a:fillRect/>
+                    </a:stretch>
+                  </pic:blipFill>
+                  <pic:spPr>
+                    <a:xfrm>
+                      <a:off x="0" y="0"/>
+                      <a:ext cx="5580000" cy="2483954"/>
+                    </a:xfrm>
+                    <a:prstGeom prst="rect">
+                      <a:avLst/>
+                    </a:prstGeom>
+                  </pic:spPr>
+                </pic:pic>
+              </a:graphicData>
+            </a:graphic>
+          </wp:inline>
+        </w:drawing>
+      </w:r>
+    </w:p>
+    <w:p>
+      <w:pPr>
+        <w:jc w:val="center"/>
+      </w:pPr>
+      <w:r>
+        <w:rPr>
+          <w:i/>
+          <w:color w:val="595959"/>
+          <w:sz w:val="18"/>
+        </w:rPr>
+        <w:t>Alertas de stock bajo y agotado</w:t>
       </w:r>
     </w:p>
     <w:p>
@@ -10373,9 +11810,67 @@
     </w:p>
     <w:p>
       <w:pPr>
+        <w:jc w:val="center"/>
+      </w:pPr>
+      <w:r>
+        <w:rPr>
+          <w:noProof/>
+        </w:rPr>
+        <w:drawing>
+          <wp:inline distT="0" distB="0" distL="0" distR="0" wp14:anchorId="0EB0653D" wp14:editId="202897A0">
+            <wp:extent cx="5580000" cy="2483954"/>
+            <wp:effectExtent l="0" t="0" r="0" b="0"/>
+            <wp:docPr id="24" name="Picture 24"/>
+            <wp:cNvGraphicFramePr>
+              <a:graphicFrameLocks xmlns:a="http://schemas.openxmlformats.org/drawingml/2006/main" noChangeAspect="1"/>
+            </wp:cNvGraphicFramePr>
+            <a:graphic xmlns:a="http://schemas.openxmlformats.org/drawingml/2006/main">
+              <a:graphicData uri="http://schemas.openxmlformats.org/drawingml/2006/picture">
+                <pic:pic xmlns:pic="http://schemas.openxmlformats.org/drawingml/2006/picture">
+                  <pic:nvPicPr>
+                    <pic:cNvPr id="0" name="11_carga_masiva.jpg"/>
+                    <pic:cNvPicPr/>
+                  </pic:nvPicPr>
+                  <pic:blipFill>
+                    <a:blip r:embed="rId31"/>
+                    <a:stretch>
+                      <a:fillRect/>
+                    </a:stretch>
+                  </pic:blipFill>
+                  <pic:spPr>
+                    <a:xfrm>
+                      <a:off x="0" y="0"/>
+                      <a:ext cx="5580000" cy="2483954"/>
+                    </a:xfrm>
+                    <a:prstGeom prst="rect">
+                      <a:avLst/>
+                    </a:prstGeom>
+                  </pic:spPr>
+                </pic:pic>
+              </a:graphicData>
+            </a:graphic>
+          </wp:inline>
+        </w:drawing>
+      </w:r>
+    </w:p>
+    <w:p>
+      <w:pPr>
+        <w:jc w:val="center"/>
+      </w:pPr>
+      <w:r>
+        <w:rPr>
+          <w:i/>
+          <w:color w:val="595959"/>
+          <w:sz w:val="18"/>
+        </w:rPr>
+        <w:t>Carga masiva de productos</w:t>
+      </w:r>
+    </w:p>
+    <w:p>
+      <w:pPr>
         <w:pStyle w:val="Ttulo3"/>
       </w:pPr>
-      <w:bookmarkStart w:id="20" w:name="_Toc243776942"/>
+      <w:bookmarkStart w:id="20" w:name="_Toc243779773"/>
       <w:r>
         <w:t>3.8 Administrador del sistema (superusuario)</w:t>
       </w:r>
@@ -10481,9 +11976,183 @@
     </w:p>
     <w:p>
       <w:pPr>
+        <w:jc w:val="center"/>
+      </w:pPr>
+      <w:r>
+        <w:rPr>
+          <w:noProof/>
+        </w:rPr>
+        <w:drawing>
+          <wp:inline distT="0" distB="0" distL="0" distR="0" wp14:anchorId="504D8D05" wp14:editId="4A27E5FD">
+            <wp:extent cx="5580000" cy="2483954"/>
+            <wp:effectExtent l="0" t="0" r="0" b="0"/>
+            <wp:docPr id="25" name="Picture 25"/>
+            <wp:cNvGraphicFramePr>
+              <a:graphicFrameLocks xmlns:a="http://schemas.openxmlformats.org/drawingml/2006/main" noChangeAspect="1"/>
+            </wp:cNvGraphicFramePr>
+            <a:graphic xmlns:a="http://schemas.openxmlformats.org/drawingml/2006/main">
+              <a:graphicData uri="http://schemas.openxmlformats.org/drawingml/2006/picture">
+                <pic:pic xmlns:pic="http://schemas.openxmlformats.org/drawingml/2006/picture">
+                  <pic:nvPicPr>
+                    <pic:cNvPr id="0" name="46_selector_empresa.jpg"/>
+                    <pic:cNvPicPr/>
+                  </pic:nvPicPr>
+                  <pic:blipFill>
+                    <a:blip r:embed="rId32"/>
+                    <a:stretch>
+                      <a:fillRect/>
+                    </a:stretch>
+                  </pic:blipFill>
+                  <pic:spPr>
+                    <a:xfrm>
+                      <a:off x="0" y="0"/>
+                      <a:ext cx="5580000" cy="2483954"/>
+                    </a:xfrm>
+                    <a:prstGeom prst="rect">
+                      <a:avLst/>
+                    </a:prstGeom>
+                  </pic:spPr>
+                </pic:pic>
+              </a:graphicData>
+            </a:graphic>
+          </wp:inline>
+        </w:drawing>
+      </w:r>
+    </w:p>
+    <w:p>
+      <w:pPr>
+        <w:jc w:val="center"/>
+      </w:pPr>
+      <w:r>
+        <w:rPr>
+          <w:i/>
+          <w:color w:val="595959"/>
+          <w:sz w:val="18"/>
+        </w:rPr>
+        <w:t>Selector de empresa del superusuario</w:t>
+      </w:r>
+    </w:p>
+    <w:p>
+      <w:pPr>
+        <w:jc w:val="center"/>
+      </w:pPr>
+      <w:r>
+        <w:rPr>
+          <w:noProof/>
+        </w:rPr>
+        <w:drawing>
+          <wp:inline distT="0" distB="0" distL="0" distR="0" wp14:anchorId="77AEE755" wp14:editId="0BEDB293">
+            <wp:extent cx="5580000" cy="2483954"/>
+            <wp:effectExtent l="0" t="0" r="0" b="0"/>
+            <wp:docPr id="26" name="Picture 26"/>
+            <wp:cNvGraphicFramePr>
+              <a:graphicFrameLocks xmlns:a="http://schemas.openxmlformats.org/drawingml/2006/main" noChangeAspect="1"/>
+            </wp:cNvGraphicFramePr>
+            <a:graphic xmlns:a="http://schemas.openxmlformats.org/drawingml/2006/main">
+              <a:graphicData uri="http://schemas.openxmlformats.org/drawingml/2006/picture">
+                <pic:pic xmlns:pic="http://schemas.openxmlformats.org/drawingml/2006/picture">
+                  <pic:nvPicPr>
+                    <pic:cNvPr id="0" name="50_admin_perfiles.jpg"/>
+                    <pic:cNvPicPr/>
+                  </pic:nvPicPr>
+                  <pic:blipFill>
+                    <a:blip r:embed="rId33"/>
+                    <a:stretch>
+                      <a:fillRect/>
+                    </a:stretch>
+                  </pic:blipFill>
+                  <pic:spPr>
+                    <a:xfrm>
+                      <a:off x="0" y="0"/>
+                      <a:ext cx="5580000" cy="2483954"/>
+                    </a:xfrm>
+                    <a:prstGeom prst="rect">
+                      <a:avLst/>
+                    </a:prstGeom>
+                  </pic:spPr>
+                </pic:pic>
+              </a:graphicData>
+            </a:graphic>
+          </wp:inline>
+        </w:drawing>
+      </w:r>
+    </w:p>
+    <w:p>
+      <w:pPr>
+        <w:jc w:val="center"/>
+      </w:pPr>
+      <w:r>
+        <w:rPr>
+          <w:i/>
+          <w:color w:val="595959"/>
+          <w:sz w:val="18"/>
+        </w:rPr>
+        <w:t>Perfiles de usuario en el administrador</w:t>
+      </w:r>
+    </w:p>
+    <w:p>
+      <w:pPr>
+        <w:jc w:val="center"/>
+      </w:pPr>
+      <w:r>
+        <w:rPr>
+          <w:noProof/>
+        </w:rPr>
+        <w:drawing>
+          <wp:inline distT="0" distB="0" distL="0" distR="0" wp14:anchorId="38E86D45" wp14:editId="47B4CEED">
+            <wp:extent cx="5580000" cy="2483954"/>
+            <wp:effectExtent l="0" t="0" r="0" b="0"/>
+            <wp:docPr id="27" name="Picture 27"/>
+            <wp:cNvGraphicFramePr>
+              <a:graphicFrameLocks xmlns:a="http://schemas.openxmlformats.org/drawingml/2006/main" noChangeAspect="1"/>
+            </wp:cNvGraphicFramePr>
+            <a:graphic xmlns:a="http://schemas.openxmlformats.org/drawingml/2006/main">
+              <a:graphicData uri="http://schemas.openxmlformats.org/drawingml/2006/picture">
+                <pic:pic xmlns:pic="http://schemas.openxmlformats.org/drawingml/2006/picture">
+                  <pic:nvPicPr>
+                    <pic:cNvPr id="0" name="51_admin_grupo.jpg"/>
+                    <pic:cNvPicPr/>
+                  </pic:nvPicPr>
+                  <pic:blipFill>
+                    <a:blip r:embed="rId34"/>
+                    <a:stretch>
+                      <a:fillRect/>
+                    </a:stretch>
+                  </pic:blipFill>
+                  <pic:spPr>
+                    <a:xfrm>
+                      <a:off x="0" y="0"/>
+                      <a:ext cx="5580000" cy="2483954"/>
+                    </a:xfrm>
+                    <a:prstGeom prst="rect">
+                      <a:avLst/>
+                    </a:prstGeom>
+                  </pic:spPr>
+                </pic:pic>
+              </a:graphicData>
+            </a:graphic>
+          </wp:inline>
+        </w:drawing>
+      </w:r>
+    </w:p>
+    <w:p>
+      <w:pPr>
+        <w:jc w:val="center"/>
+      </w:pPr>
+      <w:r>
+        <w:rPr>
+          <w:i/>
+          <w:color w:val="595959"/>
+          <w:sz w:val="18"/>
+        </w:rPr>
+        <w:t>Usuarios de un grupo (rol)</w:t>
+      </w:r>
+    </w:p>
+    <w:p>
+      <w:pPr>
         <w:pStyle w:val="Ttulo2"/>
       </w:pPr>
-      <w:bookmarkStart w:id="21" w:name="_Toc243776943"/>
+      <w:bookmarkStart w:id="21" w:name="_Toc243779774"/>
       <w:r>
         <w:t>4. Preguntas frecuentes</w:t>
       </w:r>
@@ -10574,7 +12243,7 @@
       <w:pPr>
         <w:pStyle w:val="Ttulo1"/>
       </w:pPr>
-      <w:bookmarkStart w:id="22" w:name="_Toc243776944"/>
+      <w:bookmarkStart w:id="22" w:name="_Toc243779775"/>
       <w:r>
         <w:t>Manual técnico</w:t>
       </w:r>
@@ -10593,7 +12262,7 @@
       <w:pPr>
         <w:pStyle w:val="Ttulo2"/>
       </w:pPr>
-      <w:bookmarkStart w:id="23" w:name="_Toc243776945"/>
+      <w:bookmarkStart w:id="23" w:name="_Toc243779776"/>
       <w:r>
         <w:t>1. Arquitectura</w:t>
       </w:r>
@@ -10689,7 +12358,7 @@
       <w:pPr>
         <w:pStyle w:val="Ttulo3"/>
       </w:pPr>
-      <w:bookmarkStart w:id="24" w:name="_Toc243776946"/>
+      <w:bookmarkStart w:id="24" w:name="_Toc243779777"/>
       <w:r>
         <w:t>Apps</w:t>
       </w:r>
@@ -11205,7 +12874,7 @@
       <w:pPr>
         <w:pStyle w:val="Ttulo3"/>
       </w:pPr>
-      <w:bookmarkStart w:id="25" w:name="_Toc243776947"/>
+      <w:bookmarkStart w:id="25" w:name="_Toc243779778"/>
       <w:r>
         <w:t>Dependencias de importación entre apps</w:t>
       </w:r>
@@ -11294,7 +12963,7 @@
       <w:pPr>
         <w:pStyle w:val="Ttulo3"/>
       </w:pPr>
-      <w:bookmarkStart w:id="26" w:name="_Toc243776948"/>
+      <w:bookmarkStart w:id="26" w:name="_Toc243779779"/>
       <w:r>
         <w:t>Layout y estáticos</w:t>
       </w:r>
@@ -11421,7 +13090,7 @@
       <w:pPr>
         <w:pStyle w:val="Ttulo2"/>
       </w:pPr>
-      <w:bookmarkStart w:id="27" w:name="_Toc243776949"/>
+      <w:bookmarkStart w:id="27" w:name="_Toc243779780"/>
       <w:r>
         <w:t>2. Modelo de datos</w:t>
       </w:r>
@@ -11520,7 +13189,7 @@
       <w:pPr>
         <w:pStyle w:val="Ttulo3"/>
       </w:pPr>
-      <w:bookmarkStart w:id="28" w:name="_Toc243776950"/>
+      <w:bookmarkStart w:id="28" w:name="_Toc243779781"/>
       <w:r>
         <w:t>usuarios</w:t>
       </w:r>
@@ -11870,7 +13539,7 @@
       <w:pPr>
         <w:pStyle w:val="Ttulo3"/>
       </w:pPr>
-      <w:bookmarkStart w:id="29" w:name="_Toc243776951"/>
+      <w:bookmarkStart w:id="29" w:name="_Toc243779782"/>
       <w:r>
         <w:t>categorias</w:t>
       </w:r>
@@ -11975,7 +13644,7 @@
       <w:pPr>
         <w:pStyle w:val="Ttulo3"/>
       </w:pPr>
-      <w:bookmarkStart w:id="30" w:name="_Toc243776952"/>
+      <w:bookmarkStart w:id="30" w:name="_Toc243779783"/>
       <w:r>
         <w:t>productos</w:t>
       </w:r>
@@ -12651,7 +14320,7 @@
       <w:pPr>
         <w:pStyle w:val="Ttulo3"/>
       </w:pPr>
-      <w:bookmarkStart w:id="31" w:name="_Toc243776953"/>
+      <w:bookmarkStart w:id="31" w:name="_Toc243779784"/>
       <w:r>
         <w:t>inventario</w:t>
       </w:r>
@@ -12988,7 +14657,7 @@
       <w:pPr>
         <w:pStyle w:val="Ttulo3"/>
       </w:pPr>
-      <w:bookmarkStart w:id="32" w:name="_Toc243776954"/>
+      <w:bookmarkStart w:id="32" w:name="_Toc243779785"/>
       <w:r>
         <w:t>Migraciones</w:t>
       </w:r>
@@ -13083,7 +14752,7 @@
       <w:pPr>
         <w:pStyle w:val="Ttulo2"/>
       </w:pPr>
-      <w:bookmarkStart w:id="33" w:name="_Toc243776955"/>
+      <w:bookmarkStart w:id="33" w:name="_Toc243779786"/>
       <w:r>
         <w:t>3. Reglas de negocio e integridad</w:t>
       </w:r>
@@ -13093,7 +14762,7 @@
       <w:pPr>
         <w:pStyle w:val="Ttulo3"/>
       </w:pPr>
-      <w:bookmarkStart w:id="34" w:name="_Toc243776956"/>
+      <w:bookmarkStart w:id="34" w:name="_Toc243779787"/>
       <w:r>
         <w:t>3.1 Movimientos (</w:t>
       </w:r>
@@ -13272,7 +14941,7 @@
       <w:pPr>
         <w:pStyle w:val="Ttulo3"/>
       </w:pPr>
-      <w:bookmarkStart w:id="35" w:name="_Toc243776957"/>
+      <w:bookmarkStart w:id="35" w:name="_Toc243779788"/>
       <w:r>
         <w:t>3.2 Traslados (</w:t>
       </w:r>
@@ -13491,7 +15160,7 @@
       <w:pPr>
         <w:pStyle w:val="Ttulo3"/>
       </w:pPr>
-      <w:bookmarkStart w:id="36" w:name="_Toc243776958"/>
+      <w:bookmarkStart w:id="36" w:name="_Toc243779789"/>
       <w:r>
         <w:t>3.3 Aislamiento multi-empresa</w:t>
       </w:r>
@@ -13602,7 +15271,7 @@
       <w:pPr>
         <w:pStyle w:val="Ttulo3"/>
       </w:pPr>
-      <w:bookmarkStart w:id="37" w:name="_Toc243776959"/>
+      <w:bookmarkStart w:id="37" w:name="_Toc243779790"/>
       <w:r>
         <w:t>3.4 Permisos</w:t>
       </w:r>
@@ -14257,7 +15926,7 @@
       <w:pPr>
         <w:pStyle w:val="Ttulo2"/>
       </w:pPr>
-      <w:bookmarkStart w:id="38" w:name="_Toc243776960"/>
+      <w:bookmarkStart w:id="38" w:name="_Toc243779791"/>
       <w:r>
         <w:t>4. Rutas</w:t>
       </w:r>
@@ -16914,7 +18583,7 @@
       <w:pPr>
         <w:pStyle w:val="Ttulo2"/>
       </w:pPr>
-      <w:bookmarkStart w:id="39" w:name="_Toc243776961"/>
+      <w:bookmarkStart w:id="39" w:name="_Toc243779792"/>
       <w:r>
         <w:t>5. Configuración</w:t>
       </w:r>
@@ -17717,7 +19386,7 @@
       <w:pPr>
         <w:pStyle w:val="Ttulo2"/>
       </w:pPr>
-      <w:bookmarkStart w:id="40" w:name="_Toc243776962"/>
+      <w:bookmarkStart w:id="40" w:name="_Toc243779793"/>
       <w:r>
         <w:t>6. Entorno de desarrollo (Docker)</w:t>
       </w:r>
@@ -17923,7 +19592,7 @@
       <w:pPr>
         <w:pStyle w:val="Ttulo3"/>
       </w:pPr>
-      <w:bookmarkStart w:id="41" w:name="_Toc243776963"/>
+      <w:bookmarkStart w:id="41" w:name="_Toc243779794"/>
       <w:r>
         <w:t>Comandos de gestión propios</w:t>
       </w:r>
@@ -18124,7 +19793,7 @@
       <w:pPr>
         <w:pStyle w:val="Ttulo3"/>
       </w:pPr>
-      <w:bookmarkStart w:id="42" w:name="_Toc243776964"/>
+      <w:bookmarkStart w:id="42" w:name="_Toc243779795"/>
       <w:r>
         <w:t>Pruebas</w:t>
       </w:r>
@@ -18169,7 +19838,7 @@
       <w:pPr>
         <w:pStyle w:val="Ttulo2"/>
       </w:pPr>
-      <w:bookmarkStart w:id="43" w:name="_Toc243776965"/>
+      <w:bookmarkStart w:id="43" w:name="_Toc243779796"/>
       <w:r>
         <w:t>7. Producción (PythonAnywhere)</w:t>
       </w:r>
@@ -18457,7 +20126,7 @@
       <w:pPr>
         <w:pStyle w:val="Ttulo2"/>
       </w:pPr>
-      <w:bookmarkStart w:id="44" w:name="_Toc243776966"/>
+      <w:bookmarkStart w:id="44" w:name="_Toc243779797"/>
       <w:r>
         <w:t>8. Mantenimiento habitual</w:t>
       </w:r>
@@ -18848,7 +20517,7 @@
       <w:pPr>
         <w:pStyle w:val="Ttulo2"/>
       </w:pPr>
-      <w:bookmarkStart w:id="45" w:name="_Toc243776967"/>
+      <w:bookmarkStart w:id="45" w:name="_Toc243779798"/>
       <w:r>
         <w:t>9. Limitaciones conocidas y mejoras sugeridas</w:t>
       </w:r>
@@ -19100,106 +20769,201 @@
       </w:r>
     </w:p>
     <w:p>
-      <w:r>
-        <w:t>Mejoras sugeridas: pruebas unitarias e integración; anulación controlada de movimientos; restringir el origen de traslados a la sucursal del usuario; exportar reportes; logging; API REST (DRF) si se requiere integración con otros sistemas; respaldos automáticos.</w:t>
-      </w:r>
-    </w:p>
-    <w:p>
-      <w:pPr>
-        <w:pStyle w:val="Ttulo2"/>
-      </w:pPr>
-      <w:bookmarkStart w:id="46" w:name="_Toc243776968"/>
-      <w:r>
-        <w:t>10. Historial de cambios recientes</w:t>
-      </w:r>
-      <w:bookmarkEnd w:id="46"/>
-    </w:p>
-    <w:p>
-      <w:pPr>
-        <w:pStyle w:val="Listaconvietas"/>
-      </w:pPr>
+      <w:pPr>
+        <w:spacing w:after="40"/>
+        <w:ind w:left="425" w:hanging="340"/>
+      </w:pPr>
+      <w:r>
+        <w:t>11.</w:t>
+      </w:r>
+      <w:r>
+        <w:tab/>
+      </w:r>
       <w:r>
         <w:rPr>
           <w:b/>
         </w:rPr>
-        <w:t>18/10/2026</w:t>
-      </w:r>
-      <w:r>
-        <w:t xml:space="preserve">: contenerización con Docker, regeneración de migraciones, corrección de bugs de permisos e integridad de stock (transacciones + </w:t>
+        <w:t>Formulario de producto</w:t>
+      </w:r>
+      <w:r>
+        <w:t>: la máscara del precio interpreta dígitos sueltos como centavos (</w:t>
       </w:r>
       <w:r>
         <w:rPr>
           <w:rFonts w:ascii="Consolas" w:eastAsia="Consolas" w:hAnsi="Consolas"/>
           <w:color w:val="C0392B"/>
         </w:rPr>
-        <w:t>select_for_update</w:t>
-      </w:r>
-      <w:r>
-        <w:t>), actualización de Django 3.2.25 → 4.2.30, variables de entorno.</w:t>
-      </w:r>
-    </w:p>
-    <w:p>
-      <w:pPr>
-        <w:pStyle w:val="Listaconvietas"/>
-      </w:pPr>
-      <w:r>
-        <w:rPr>
-          <w:b/>
-        </w:rPr>
-        <w:t>24/10/2026</w:t>
-      </w:r>
-      <w:r>
-        <w:t xml:space="preserve">: documentación completa (docstrings, README, manuales), comando </w:t>
+        <w:t>450</w:t>
+      </w:r>
+      <w:r>
+        <w:t xml:space="preserve"> → </w:t>
       </w:r>
       <w:r>
         <w:rPr>
           <w:rFonts w:ascii="Consolas" w:eastAsia="Consolas" w:hAnsi="Consolas"/>
           <w:color w:val="C0392B"/>
         </w:rPr>
-        <w:t>populate_demo</w:t>
-      </w:r>
-      <w:r>
-        <w:t xml:space="preserve">, correcciones menores: tipo de sucursal en el formulario de sucursales, cantidad en la tabla de traslados pendientes, encabezado faltante en traslados recientes, dashboard limitado a 10 movimientos, formulario de movimientos usa la empresa activa (superusuario), movimientos por empresa/sucursal restringidos a Supervisor (como el menú), botón editar oculto para Auditor en la lista de productos, carga masiva tolera celdas vacías y solo acepta </w:t>
+        <w:t>4.50</w:t>
+      </w:r>
+      <w:r>
+        <w:t xml:space="preserve">); el código elimina caracteres distintos de letras, números y guion; la validación del dígito verificador EAN-13 es solo visual (el servidor no la exige). Los códigos con </w:t>
       </w:r>
       <w:r>
         <w:rPr>
           <w:rFonts w:ascii="Consolas" w:eastAsia="Consolas" w:hAnsi="Consolas"/>
           <w:color w:val="C0392B"/>
         </w:rPr>
-        <w:t>.xlsx</w:t>
-      </w:r>
-      <w:r>
-        <w:t>; eliminados archivos huérfanos (</w:t>
+        <w:t>_</w:t>
+      </w:r>
+      <w:r>
+        <w:t xml:space="preserve"> de los datos de prueba no pueden crearse desde la pantalla.</w:t>
+      </w:r>
+    </w:p>
+    <w:p>
+      <w:r>
+        <w:t>Mejoras sugeridas: pruebas unitarias e integración; anulación controlada de movimientos; restringir el origen de traslados a la sucursal del usuario; exportar reportes; logging; API REST (DRF) si se requiere integración con otros sistemas; respaldos automáticos.</w:t>
+      </w:r>
+    </w:p>
+    <w:p>
+      <w:pPr>
+        <w:pStyle w:val="Ttulo2"/>
+      </w:pPr>
+      <w:bookmarkStart w:id="46" w:name="_Toc243779799"/>
+      <w:r>
+        <w:t>10. Historial de cambios recientes</w:t>
+      </w:r>
+      <w:bookmarkEnd w:id="46"/>
+    </w:p>
+    <w:p>
+      <w:pPr>
+        <w:pStyle w:val="Listaconvietas"/>
+      </w:pPr>
+      <w:r>
+        <w:rPr>
+          <w:b/>
+        </w:rPr>
+        <w:t>18/10/2026</w:t>
+      </w:r>
+      <w:r>
+        <w:t xml:space="preserve">: contenerización con Docker, regeneración de migraciones, corrección de bugs de permisos e integridad de stock (transacciones + </w:t>
       </w:r>
       <w:r>
         <w:rPr>
           <w:rFonts w:ascii="Consolas" w:eastAsia="Consolas" w:hAnsi="Consolas"/>
           <w:color w:val="C0392B"/>
         </w:rPr>
-        <w:t>populate_pythonanywhere.py</w:t>
-      </w:r>
-      <w:r>
-        <w:t xml:space="preserve">, </w:t>
+        <w:t>select_for_update</w:t>
+      </w:r>
+      <w:r>
+        <w:t>), actualización de Django 3.2.25 → 4.2.30, variables de entorno.</w:t>
+      </w:r>
+    </w:p>
+    <w:p>
+      <w:pPr>
+        <w:pStyle w:val="Listaconvietas"/>
+      </w:pPr>
+      <w:r>
+        <w:rPr>
+          <w:b/>
+        </w:rPr>
+        <w:t>24/10/2026</w:t>
+      </w:r>
+      <w:r>
+        <w:t xml:space="preserve">: documentación completa (docstrings, README, manuales), comando </w:t>
       </w:r>
       <w:r>
         <w:rPr>
           <w:rFonts w:ascii="Consolas" w:eastAsia="Consolas" w:hAnsi="Consolas"/>
           <w:color w:val="C0392B"/>
         </w:rPr>
-        <w:t>productos_sucursal.html</w:t>
-      </w:r>
-      <w:r>
-        <w:t xml:space="preserve">, </w:t>
+        <w:t>populate_demo</w:t>
+      </w:r>
+      <w:r>
+        <w:t xml:space="preserve">, correcciones menores: tipo de sucursal en el formulario de sucursales, cantidad en la tabla de traslados pendientes, encabezado faltante en traslados recientes, dashboard limitado a 10 movimientos, formulario de movimientos usa la empresa activa (superusuario), movimientos por empresa/sucursal restringidos a Supervisor (como el menú), botón editar oculto para Auditor en la lista de productos, carga masiva tolera celdas vacías y solo acepta </w:t>
       </w:r>
       <w:r>
         <w:rPr>
           <w:rFonts w:ascii="Consolas" w:eastAsia="Consolas" w:hAnsi="Consolas"/>
           <w:color w:val="C0392B"/>
         </w:rPr>
+        <w:t>.xlsx</w:t>
+      </w:r>
+      <w:r>
+        <w:t>; eliminados archivos huérfanos (</w:t>
+      </w:r>
+      <w:r>
+        <w:rPr>
+          <w:rFonts w:ascii="Consolas" w:eastAsia="Consolas" w:hAnsi="Consolas"/>
+          <w:color w:val="C0392B"/>
+        </w:rPr>
+        <w:t>populate_pythonanywhere.py</w:t>
+      </w:r>
+      <w:r>
+        <w:t xml:space="preserve">, </w:t>
+      </w:r>
+      <w:r>
+        <w:rPr>
+          <w:rFonts w:ascii="Consolas" w:eastAsia="Consolas" w:hAnsi="Consolas"/>
+          <w:color w:val="C0392B"/>
+        </w:rPr>
+        <w:t>productos_sucursal.html</w:t>
+      </w:r>
+      <w:r>
+        <w:t xml:space="preserve">, </w:t>
+      </w:r>
+      <w:r>
+        <w:rPr>
+          <w:rFonts w:ascii="Consolas" w:eastAsia="Consolas" w:hAnsi="Consolas"/>
+          <w:color w:val="C0392B"/>
+        </w:rPr>
         <w:t>inventario/signals.py</w:t>
       </w:r>
       <w:r>
         <w:t>).</w:t>
+      </w:r>
+    </w:p>
+    <w:p>
+      <w:pPr>
+        <w:pStyle w:val="Listaconvietas"/>
+      </w:pPr>
+      <w:r>
+        <w:rPr>
+          <w:b/>
+        </w:rPr>
+        <w:t>25/10/2026</w:t>
+      </w:r>
+      <w:r>
+        <w:t>: recorrido completo en Chrome con capturas (</w:t>
+      </w:r>
+      <w:r>
+        <w:rPr>
+          <w:rFonts w:ascii="Consolas" w:eastAsia="Consolas" w:hAnsi="Consolas"/>
+          <w:color w:val="C0392B"/>
+        </w:rPr>
+        <w:t>docs/capturas/</w:t>
+      </w:r>
+      <w:r>
+        <w:t>) y videos (</w:t>
+      </w:r>
+      <w:r>
+        <w:rPr>
+          <w:rFonts w:ascii="Consolas" w:eastAsia="Consolas" w:hAnsi="Consolas"/>
+          <w:color w:val="C0392B"/>
+        </w:rPr>
+        <w:t>docs/videos/</w:t>
+      </w:r>
+      <w:r>
+        <w:t xml:space="preserve">); documento Word/PDF con imágenes. Ajustes detectados en el recorrido: fila de producto inactivo legible, botón "Nuevo Producto" solo para Supervisor, el comentario del movimiento se conserva al reenviar el formulario, columna Déficit del reporte de alertas calculada en la vista y sin botón "Reabastecer" (no tenía función); </w:t>
+      </w:r>
+      <w:r>
+        <w:rPr>
+          <w:rFonts w:ascii="Consolas" w:eastAsia="Consolas" w:hAnsi="Consolas"/>
+          <w:color w:val="C0392B"/>
+        </w:rPr>
+        <w:t>populate_data</w:t>
+      </w:r>
+      <w:r>
+        <w:t xml:space="preserve"> asigna cada producto a la clase de su prefijo.</w:t>
       </w:r>
     </w:p>
     <w:p>
@@ -19221,7 +20985,7 @@
       <w:pPr>
         <w:pStyle w:val="Ttulo1"/>
       </w:pPr>
-      <w:bookmarkStart w:id="47" w:name="_Toc243776969"/>
+      <w:bookmarkStart w:id="47" w:name="_Toc243779800"/>
       <w:r>
         <w:t>Anexo: guion de demostración</w:t>
       </w:r>
@@ -19358,6 +21122,61 @@
       </w:r>
       <w:r>
         <w:t xml:space="preserve"> en Chrome (ventana de 1366×768 o mayor, zoom 100 %).</w:t>
+      </w:r>
+    </w:p>
+    <w:p>
+      <w:r>
+        <w:t xml:space="preserve">Material ya generado a partir de este guion (recorrido del 24/10/2026): capturas en </w:t>
+      </w:r>
+      <w:r>
+        <w:rPr>
+          <w:rFonts w:ascii="Consolas" w:eastAsia="Consolas" w:hAnsi="Consolas"/>
+          <w:color w:val="C0392B"/>
+        </w:rPr>
+        <w:t>docs/capturas/</w:t>
+      </w:r>
+      <w:r>
+        <w:t xml:space="preserve"> y videos por escena en </w:t>
+      </w:r>
+      <w:r>
+        <w:rPr>
+          <w:rFonts w:ascii="Consolas" w:eastAsia="Consolas" w:hAnsi="Consolas"/>
+          <w:color w:val="C0392B"/>
+        </w:rPr>
+        <w:t>docs/videos/</w:t>
+      </w:r>
+      <w:r>
+        <w:t xml:space="preserve"> (</w:t>
+      </w:r>
+      <w:r>
+        <w:rPr>
+          <w:rFonts w:ascii="Consolas" w:eastAsia="Consolas" w:hAnsi="Consolas"/>
+          <w:color w:val="C0392B"/>
+        </w:rPr>
+        <w:t>escena_N_*.gif</w:t>
+      </w:r>
+      <w:r>
+        <w:t xml:space="preserve"> y </w:t>
+      </w:r>
+      <w:r>
+        <w:rPr>
+          <w:rFonts w:ascii="Consolas" w:eastAsia="Consolas" w:hAnsi="Consolas"/>
+          <w:color w:val="C0392B"/>
+        </w:rPr>
+        <w:t>recorrido_completo.mp4</w:t>
+      </w:r>
+      <w:r>
+        <w:t xml:space="preserve">, regenerables con </w:t>
+      </w:r>
+      <w:r>
+        <w:rPr>
+          <w:rFonts w:ascii="Consolas" w:eastAsia="Consolas" w:hAnsi="Consolas"/>
+          <w:color w:val="C0392B"/>
+        </w:rPr>
+        <w:t>python docs/generar_videos.py</w:t>
+      </w:r>
+      <w:r>
+        <w:t>). Sirven de base para grabar la narración.</w:t>
       </w:r>
     </w:p>
     <w:p>
@@ -19379,7 +21198,7 @@
       <w:pPr>
         <w:pStyle w:val="Ttulo2"/>
       </w:pPr>
-      <w:bookmarkStart w:id="48" w:name="_Toc243776970"/>
+      <w:bookmarkStart w:id="48" w:name="_Toc243779801"/>
       <w:r>
         <w:t xml:space="preserve">Escena 1 — Administración (usuario </w:t>
       </w:r>
@@ -19693,7 +21512,7 @@
       <w:pPr>
         <w:pStyle w:val="Ttulo2"/>
       </w:pPr>
-      <w:bookmarkStart w:id="49" w:name="_Toc243776971"/>
+      <w:bookmarkStart w:id="49" w:name="_Toc243779802"/>
       <w:r>
         <w:t xml:space="preserve">Escena 2 — Supervisor de la bodega (usuario </w:t>
       </w:r>
@@ -19800,50 +21619,80 @@
           <w:rFonts w:ascii="Consolas" w:eastAsia="Consolas" w:hAnsi="Consolas"/>
           <w:color w:val="C0392B"/>
         </w:rPr>
-        <w:t>TEC_TAB002</w:t>
-      </w:r>
-      <w:r>
-        <w:t xml:space="preserve">, código EAN </w:t>
+        <w:t>TEC-TAB002</w:t>
+      </w:r>
+      <w:r>
+        <w:t xml:space="preserve"> (el campo no admite </w:t>
       </w:r>
       <w:r>
         <w:rPr>
           <w:rFonts w:ascii="Consolas" w:eastAsia="Consolas" w:hAnsi="Consolas"/>
           <w:color w:val="C0392B"/>
         </w:rPr>
-        <w:t>7861234567890</w:t>
-      </w:r>
-      <w:r>
-        <w:t xml:space="preserve">, modelo </w:t>
+        <w:t>_</w:t>
+      </w:r>
+      <w:r>
+        <w:t xml:space="preserve">), código EAN </w:t>
       </w:r>
       <w:r>
         <w:rPr>
           <w:rFonts w:ascii="Consolas" w:eastAsia="Consolas" w:hAnsi="Consolas"/>
           <w:color w:val="C0392B"/>
         </w:rPr>
-        <w:t>GALAXY-TAB-S9</w:t>
-      </w:r>
-      <w:r>
-        <w:t xml:space="preserve"> (mostrar el autocompletado de modelos), nombre </w:t>
+        <w:t>7861234567898</w:t>
+      </w:r>
+      <w:r>
+        <w:t xml:space="preserve"> (dígito verificador válido), modelo </w:t>
       </w:r>
       <w:r>
         <w:rPr>
           <w:rFonts w:ascii="Consolas" w:eastAsia="Consolas" w:hAnsi="Consolas"/>
           <w:color w:val="C0392B"/>
         </w:rPr>
-        <w:t>Tablet Samsung Galaxy Tab S9</w:t>
-      </w:r>
-      <w:r>
-        <w:t xml:space="preserve">, precio </w:t>
+        <w:t>GALAXY-TAB-S9</w:t>
+      </w:r>
+      <w:r>
+        <w:t xml:space="preserve"> (mostrar el autocompletado de modelos), nombre </w:t>
       </w:r>
       <w:r>
         <w:rPr>
           <w:rFonts w:ascii="Consolas" w:eastAsia="Consolas" w:hAnsi="Consolas"/>
           <w:color w:val="C0392B"/>
         </w:rPr>
+        <w:t>Tablet Samsung Galaxy Tab S9</w:t>
+      </w:r>
+      <w:r>
+        <w:t xml:space="preserve">, precio </w:t>
+      </w:r>
+      <w:r>
+        <w:rPr>
+          <w:rFonts w:ascii="Consolas" w:eastAsia="Consolas" w:hAnsi="Consolas"/>
+          <w:color w:val="C0392B"/>
+        </w:rPr>
+        <w:t>450.00</w:t>
+      </w:r>
+      <w:r>
+        <w:t xml:space="preserve"> (escribir los decimales: si se teclea solo </w:t>
+      </w:r>
+      <w:r>
+        <w:rPr>
+          <w:rFonts w:ascii="Consolas" w:eastAsia="Consolas" w:hAnsi="Consolas"/>
+          <w:color w:val="C0392B"/>
+        </w:rPr>
         <w:t>450</w:t>
       </w:r>
       <w:r>
-        <w:t>.</w:t>
+        <w:t xml:space="preserve"> el campo lo interpreta como </w:t>
+      </w:r>
+      <w:r>
+        <w:rPr>
+          <w:rFonts w:ascii="Consolas" w:eastAsia="Consolas" w:hAnsi="Consolas"/>
+          <w:color w:val="C0392B"/>
+        </w:rPr>
+        <w:t>4.50</w:t>
+      </w:r>
+      <w:r>
+        <w:t>).</w:t>
       </w:r>
     </w:p>
     <w:p>
@@ -19909,7 +21758,7 @@
           <w:rFonts w:ascii="Consolas" w:eastAsia="Consolas" w:hAnsi="Consolas"/>
           <w:color w:val="C0392B"/>
         </w:rPr>
-        <w:t>TEC_TAB002</w:t>
+        <w:t>TEC-TAB002</w:t>
       </w:r>
       <w:r>
         <w:t xml:space="preserve">, cantidad 20, comentario </w:t>
@@ -20001,7 +21850,7 @@
           <w:rFonts w:ascii="Consolas" w:eastAsia="Consolas" w:hAnsi="Consolas"/>
           <w:color w:val="C0392B"/>
         </w:rPr>
-        <w:t>TEC_TAB002</w:t>
+        <w:t>TEC-TAB002</w:t>
       </w:r>
       <w:r>
         <w:t xml:space="preserve">, cantidad 5, Guía de Remisión </w:t>
@@ -20122,7 +21971,7 @@
       <w:pPr>
         <w:pStyle w:val="Ttulo2"/>
       </w:pPr>
-      <w:bookmarkStart w:id="50" w:name="_Toc243776972"/>
+      <w:bookmarkStart w:id="50" w:name="_Toc243779803"/>
       <w:r>
         <w:t xml:space="preserve">Escena 3 — Encargado de la sucursal (usuario </w:t>
       </w:r>
@@ -20201,6 +22050,8 @@
       </w:r>
       <w:r>
         <w:tab/>
+      </w:r>
+      <w:r>
         <w:t xml:space="preserve">Menú reducido: solo Productos (búsqueda) y Mantenimiento Inventario. Intentar entrar a </w:t>
       </w:r>
       <w:r>
@@ -20330,7 +22181,7 @@
           <w:rFonts w:ascii="Consolas" w:eastAsia="Consolas" w:hAnsi="Consolas"/>
           <w:color w:val="C0392B"/>
         </w:rPr>
-        <w:t>TEC_TAB002</w:t>
+        <w:t>TEC-TAB002</w:t>
       </w:r>
       <w:r>
         <w:t xml:space="preserve">, Nota de Venta </w:t>
@@ -20412,7 +22263,7 @@
           <w:rFonts w:ascii="Consolas" w:eastAsia="Consolas" w:hAnsi="Consolas"/>
           <w:color w:val="C0392B"/>
         </w:rPr>
-        <w:t>TEC_TAB002</w:t>
+        <w:t>TEC-TAB002</w:t>
       </w:r>
       <w:r>
         <w:t xml:space="preserve"> → se ven la entrada en Matriz, el traslado confirmado y la salida en Guayaquil; stock total 19.</w:t>
@@ -20435,7 +22286,7 @@
       <w:pPr>
         <w:pStyle w:val="Ttulo2"/>
       </w:pPr>
-      <w:bookmarkStart w:id="51" w:name="_Toc243776973"/>
+      <w:bookmarkStart w:id="51" w:name="_Toc243779804"/>
       <w:r>
         <w:t xml:space="preserve">Escena 4 — Auditoría (usuario </w:t>
       </w:r>
@@ -20574,7 +22425,7 @@
       <w:pPr>
         <w:pStyle w:val="Ttulo2"/>
       </w:pPr>
-      <w:bookmarkStart w:id="52" w:name="_Toc243776974"/>
+      <w:bookmarkStart w:id="52" w:name="_Toc243779805"/>
       <w:r>
         <w:t xml:space="preserve">Escena 5 — Superusuario y administración de usuarios (usuario </w:t>
       </w:r>
@@ -20746,6 +22597,8 @@
       </w:r>
       <w:r>
         <w:tab/>
+      </w:r>
+      <w:r>
         <w:t xml:space="preserve">(Opcional) Login como </w:t>
       </w:r>
       <w:r>
@@ -20763,7 +22616,7 @@
       <w:pPr>
         <w:pStyle w:val="Ttulo2"/>
       </w:pPr>
-      <w:bookmarkStart w:id="53" w:name="_Toc243776975"/>
+      <w:bookmarkStart w:id="53" w:name="_Toc243779806"/>
       <w:r>
         <w:t>Cierre</w:t>
       </w:r>
@@ -20834,12 +22687,12 @@
       </w:r>
     </w:p>
     <w:sectPr>
-      <w:headerReference w:type="even" r:id="rId8"/>
-      <w:headerReference w:type="default" r:id="rId9"/>
-      <w:footerReference w:type="even" r:id="rId10"/>
-      <w:footerReference w:type="default" r:id="rId11"/>
-      <w:headerReference w:type="first" r:id="rId12"/>
-      <w:footerReference w:type="first" r:id="rId13"/>
+      <w:headerReference w:type="even" r:id="rId35"/>
+      <w:headerReference w:type="default" r:id="rId36"/>
+      <w:footerReference w:type="even" r:id="rId37"/>
+      <w:footerReference w:type="default" r:id="rId38"/>
+      <w:headerReference w:type="first" r:id="rId39"/>
+      <w:footerReference w:type="first" r:id="rId40"/>
       <w:pgSz w:w="11906" w:h="16838"/>
       <w:pgMar w:top="1134" w:right="1247" w:bottom="1020" w:left="1247" w:header="720" w:footer="720" w:gutter="0"/>
       <w:cols w:space="720"/>
@@ -21184,31 +23037,31 @@
       </w:rPr>
     </w:lvl>
   </w:abstractNum>
-  <w:num w:numId="1" w16cid:durableId="396980207">
+  <w:num w:numId="1" w16cid:durableId="587740178">
     <w:abstractNumId w:val="8"/>
   </w:num>
-  <w:num w:numId="2" w16cid:durableId="464659652">
+  <w:num w:numId="2" w16cid:durableId="291910776">
     <w:abstractNumId w:val="6"/>
   </w:num>
-  <w:num w:numId="3" w16cid:durableId="502168437">
+  <w:num w:numId="3" w16cid:durableId="981467645">
     <w:abstractNumId w:val="5"/>
   </w:num>
-  <w:num w:numId="4" w16cid:durableId="1477651568">
+  <w:num w:numId="4" w16cid:durableId="494418887">
     <w:abstractNumId w:val="4"/>
   </w:num>
-  <w:num w:numId="5" w16cid:durableId="1285428353">
+  <w:num w:numId="5" w16cid:durableId="59638143">
     <w:abstractNumId w:val="7"/>
   </w:num>
-  <w:num w:numId="6" w16cid:durableId="407386501">
+  <w:num w:numId="6" w16cid:durableId="1077049913">
     <w:abstractNumId w:val="3"/>
   </w:num>
-  <w:num w:numId="7" w16cid:durableId="1015576401">
+  <w:num w:numId="7" w16cid:durableId="701975483">
     <w:abstractNumId w:val="2"/>
   </w:num>
-  <w:num w:numId="8" w16cid:durableId="1719890823">
+  <w:num w:numId="8" w16cid:durableId="1122116262">
     <w:abstractNumId w:val="1"/>
   </w:num>
-  <w:num w:numId="9" w16cid:durableId="367878423">
+  <w:num w:numId="9" w16cid:durableId="655450817">
     <w:abstractNumId w:val="0"/>
   </w:num>
 </w:numbering>
@@ -32607,7 +34460,7 @@
     <w:autoRedefine/>
     <w:uiPriority w:val="39"/>
     <w:unhideWhenUsed/>
-    <w:rsid w:val="007111E7"/>
+    <w:rsid w:val="008E481B"/>
     <w:pPr>
       <w:spacing w:after="100"/>
     </w:pPr>
@@ -32619,7 +34472,7 @@
     <w:autoRedefine/>
     <w:uiPriority w:val="39"/>
     <w:unhideWhenUsed/>
-    <w:rsid w:val="007111E7"/>
+    <w:rsid w:val="008E481B"/>
     <w:pPr>
       <w:spacing w:after="100"/>
       <w:ind w:left="210"/>
@@ -32632,7 +34485,7 @@
     <w:autoRedefine/>
     <w:uiPriority w:val="39"/>
     <w:unhideWhenUsed/>
-    <w:rsid w:val="007111E7"/>
+    <w:rsid w:val="008E481B"/>
     <w:pPr>
       <w:spacing w:after="100"/>
       <w:ind w:left="420"/>
@@ -32643,7 +34496,7 @@
     <w:basedOn w:val="Fuentedeprrafopredeter"/>
     <w:uiPriority w:val="99"/>
     <w:unhideWhenUsed/>
-    <w:rsid w:val="007111E7"/>
+    <w:rsid w:val="008E481B"/>
     <w:rPr>
       <w:color w:val="0000FF" w:themeColor="hyperlink"/>
       <w:u w:val="single"/>
